--- a/pr-preview/pr-78/chapters/05-interaction-tracked-changes.docx
+++ b/pr-preview/pr-78/chapters/05-interaction-tracked-changes.docx
@@ -146,7 +146,7 @@
         <w:t xml:space="preserve">.</w:t>
       </w:r>
     </w:p>
-    <w:bookmarkStart w:id="14" w:name="Xbf068369dc8234d22997083619e4719bd8f8498"/>
+    <w:bookmarkStart w:id="15" w:name="Xbf068369dc8234d22997083619e4719bd8f8498"/>
     <w:p>
       <w:pPr>
         <w:pStyle w:val="Heading2"/>
@@ -819,7 +819,7 @@
       </w:r>
     </w:p>
     <w:bookmarkEnd w:id="9"/>
-    <w:bookmarkStart w:id="11" w:name="definition-of-interaction"/>
+    <w:bookmarkStart w:id="12" w:name="definition-of-interaction"/>
     <w:p>
       <w:pPr>
         <w:pStyle w:val="Heading3"/>
@@ -1339,18 +1339,394 @@
       <w:pPr>
         <w:pStyle w:val="BodyText"/>
       </w:pPr>
-      <w:r>
-        <w:t xml:space="preserve">Equivalently, we can define additive interaction using the</w:t>
-      </w:r>
-      <w:r>
-        <w:t xml:space="preserve"> </w:t>
-      </w:r>
+      <w:ins w:id="23" w:author="PR Preview" w:date="2024-01-01T00:00:00Z">
+        <w:r>
+          <w:t xml:space="preserve">Equivalently, we can define additive interaction using the interaction contrast.</w:t>
+        </w:r>
+      </w:ins>
+    </w:p>
+    <w:tbl>
+      <w:tblPr>
+        <w:tblStyle w:val="Table"/>
+        <w:tblInd w:w="164" w:type="dxa"/>
+        <w:tblBorders>
+          <w:left w:val="single" w:sz="24" w:space="0" w:color="909090"/>
+        </w:tblBorders>
+        <w:tblCellMar>
+          <w:left w:w="0" w:type="dxa"/>
+          <w:right w:w="0" w:type="dxa"/>
+        </w:tblCellMar>
+        <w:tblLook w:firstRow="0" w:lastRow="0" w:firstColumn="0" w:lastColumn="0" w:noHBand="0" w:noVBand="0" w:val="0000"/>
+      </w:tblPr>
+      <w:tblGrid>
+        <w:gridCol w:w="7920"/>
+      </w:tblGrid>
+      <w:tr>
+        <w:trPr>
+          <w:cantSplit/>
+        </w:trPr>
+        <w:tc>
+          <w:tcPr>
+            <w:tcMar>
+              <w:left w:w="144" w:type="dxa"/>
+            </w:tcMar>
+          </w:tcPr>
+          <w:p>
+            <w:pPr>
+              <w:pStyle w:val="BodyText"/>
+            </w:pPr>
+            <w:pPr>
+              <w:spacing w:before="16" w:after="64"/>
+            </w:pPr>
+          </w:p>
+          <w:bookmarkStart w:id="11" w:name="def-interaction-contrast"/>
+          <w:p>
+            <w:pPr>
+              <w:pStyle w:val="BodyText"/>
+            </w:pPr>
+            <w:r>
+              <w:rPr>
+                <w:b/>
+                <w:bCs/>
+              </w:rPr>
+              <w:t xml:space="preserve">Definition 2 (Interaction Contrast)</w:t>
+            </w:r>
+            <w:r>
+              <w:t xml:space="preserve"> </w:t>
+            </w:r>
+            <w:r>
+              <w:t xml:space="preserve">The</w:t>
+            </w:r>
+            <w:r>
+              <w:t xml:space="preserve"> </w:t>
+            </w:r>
+            <w:r>
+              <w:rPr>
+                <w:b/>
+                <w:bCs/>
+              </w:rPr>
+              <w:t xml:space="preserve">interaction contrast</w:t>
+            </w:r>
+            <w:r>
+              <w:t xml:space="preserve"> </w:t>
+            </w:r>
+            <w:r>
+              <w:t xml:space="preserve">is defined as:</w:t>
+            </w:r>
+          </w:p>
+          <w:p>
+            <w:pPr>
+              <w:pStyle w:val="BodyText"/>
+            </w:pPr>
+            <m:oMathPara>
+              <m:oMathParaPr>
+                <m:jc m:val="center"/>
+              </m:oMathParaPr>
+              <m:oMath>
+                <m:r>
+                  <m:rPr>
+                    <m:nor/>
+                    <m:sty m:val="p"/>
+                  </m:rPr>
+                  <m:t>IC</m:t>
+                </m:r>
+                <m:r>
+                  <m:rPr>
+                    <m:sty m:val="p"/>
+                  </m:rPr>
+                  <m:t>=</m:t>
+                </m:r>
+                <m:r>
+                  <m:rPr>
+                    <m:nor/>
+                    <m:sty m:val="p"/>
+                  </m:rPr>
+                  <m:t>E</m:t>
+                </m:r>
+                <m:d>
+                  <m:dPr>
+                    <m:begChr m:val="["/>
+                    <m:sepChr m:val=""/>
+                    <m:endChr m:val="]"/>
+                    <m:grow/>
+                  </m:dPr>
+                  <m:e>
+                    <m:sSup>
+                      <m:e>
+                        <m:r>
+                          <m:t>Y</m:t>
+                        </m:r>
+                      </m:e>
+                      <m:sup>
+                        <m:r>
+                          <m:t>a</m:t>
+                        </m:r>
+                        <m:r>
+                          <m:rPr>
+                            <m:sty m:val="p"/>
+                          </m:rPr>
+                          <m:t>=</m:t>
+                        </m:r>
+                        <m:r>
+                          <m:t>1</m:t>
+                        </m:r>
+                        <m:r>
+                          <m:rPr>
+                            <m:sty m:val="p"/>
+                          </m:rPr>
+                          <m:t>,</m:t>
+                        </m:r>
+                        <m:r>
+                          <m:t>e</m:t>
+                        </m:r>
+                        <m:r>
+                          <m:rPr>
+                            <m:sty m:val="p"/>
+                          </m:rPr>
+                          <m:t>=</m:t>
+                        </m:r>
+                        <m:r>
+                          <m:t>1</m:t>
+                        </m:r>
+                      </m:sup>
+                    </m:sSup>
+                  </m:e>
+                </m:d>
+                <m:r>
+                  <m:rPr>
+                    <m:sty m:val="p"/>
+                  </m:rPr>
+                  <m:t>−</m:t>
+                </m:r>
+                <m:r>
+                  <m:rPr>
+                    <m:nor/>
+                    <m:sty m:val="p"/>
+                  </m:rPr>
+                  <m:t>E</m:t>
+                </m:r>
+                <m:d>
+                  <m:dPr>
+                    <m:begChr m:val="["/>
+                    <m:sepChr m:val=""/>
+                    <m:endChr m:val="]"/>
+                    <m:grow/>
+                  </m:dPr>
+                  <m:e>
+                    <m:sSup>
+                      <m:e>
+                        <m:r>
+                          <m:t>Y</m:t>
+                        </m:r>
+                      </m:e>
+                      <m:sup>
+                        <m:r>
+                          <m:t>a</m:t>
+                        </m:r>
+                        <m:r>
+                          <m:rPr>
+                            <m:sty m:val="p"/>
+                          </m:rPr>
+                          <m:t>=</m:t>
+                        </m:r>
+                        <m:r>
+                          <m:t>1</m:t>
+                        </m:r>
+                        <m:r>
+                          <m:rPr>
+                            <m:sty m:val="p"/>
+                          </m:rPr>
+                          <m:t>,</m:t>
+                        </m:r>
+                        <m:r>
+                          <m:t>e</m:t>
+                        </m:r>
+                        <m:r>
+                          <m:rPr>
+                            <m:sty m:val="p"/>
+                          </m:rPr>
+                          <m:t>=</m:t>
+                        </m:r>
+                        <m:r>
+                          <m:t>0</m:t>
+                        </m:r>
+                      </m:sup>
+                    </m:sSup>
+                  </m:e>
+                </m:d>
+                <m:r>
+                  <m:rPr>
+                    <m:sty m:val="p"/>
+                  </m:rPr>
+                  <m:t>−</m:t>
+                </m:r>
+                <m:r>
+                  <m:rPr>
+                    <m:nor/>
+                    <m:sty m:val="p"/>
+                  </m:rPr>
+                  <m:t>E</m:t>
+                </m:r>
+                <m:d>
+                  <m:dPr>
+                    <m:begChr m:val="["/>
+                    <m:sepChr m:val=""/>
+                    <m:endChr m:val="]"/>
+                    <m:grow/>
+                  </m:dPr>
+                  <m:e>
+                    <m:sSup>
+                      <m:e>
+                        <m:r>
+                          <m:t>Y</m:t>
+                        </m:r>
+                      </m:e>
+                      <m:sup>
+                        <m:r>
+                          <m:t>a</m:t>
+                        </m:r>
+                        <m:r>
+                          <m:rPr>
+                            <m:sty m:val="p"/>
+                          </m:rPr>
+                          <m:t>=</m:t>
+                        </m:r>
+                        <m:r>
+                          <m:t>0</m:t>
+                        </m:r>
+                        <m:r>
+                          <m:rPr>
+                            <m:sty m:val="p"/>
+                          </m:rPr>
+                          <m:t>,</m:t>
+                        </m:r>
+                        <m:r>
+                          <m:t>e</m:t>
+                        </m:r>
+                        <m:r>
+                          <m:rPr>
+                            <m:sty m:val="p"/>
+                          </m:rPr>
+                          <m:t>=</m:t>
+                        </m:r>
+                        <m:r>
+                          <m:t>1</m:t>
+                        </m:r>
+                      </m:sup>
+                    </m:sSup>
+                  </m:e>
+                </m:d>
+                <m:r>
+                  <m:rPr>
+                    <m:sty m:val="p"/>
+                  </m:rPr>
+                  <m:t>+</m:t>
+                </m:r>
+                <m:r>
+                  <m:rPr>
+                    <m:nor/>
+                    <m:sty m:val="p"/>
+                  </m:rPr>
+                  <m:t>E</m:t>
+                </m:r>
+                <m:d>
+                  <m:dPr>
+                    <m:begChr m:val="["/>
+                    <m:sepChr m:val=""/>
+                    <m:endChr m:val="]"/>
+                    <m:grow/>
+                  </m:dPr>
+                  <m:e>
+                    <m:sSup>
+                      <m:e>
+                        <m:r>
+                          <m:t>Y</m:t>
+                        </m:r>
+                      </m:e>
+                      <m:sup>
+                        <m:r>
+                          <m:t>a</m:t>
+                        </m:r>
+                        <m:r>
+                          <m:rPr>
+                            <m:sty m:val="p"/>
+                          </m:rPr>
+                          <m:t>=</m:t>
+                        </m:r>
+                        <m:r>
+                          <m:t>0</m:t>
+                        </m:r>
+                        <m:r>
+                          <m:rPr>
+                            <m:sty m:val="p"/>
+                          </m:rPr>
+                          <m:t>,</m:t>
+                        </m:r>
+                        <m:r>
+                          <m:t>e</m:t>
+                        </m:r>
+                        <m:r>
+                          <m:rPr>
+                            <m:sty m:val="p"/>
+                          </m:rPr>
+                          <m:t>=</m:t>
+                        </m:r>
+                        <m:r>
+                          <m:t>0</m:t>
+                        </m:r>
+                      </m:sup>
+                    </m:sSup>
+                  </m:e>
+                </m:d>
+              </m:oMath>
+            </m:oMathPara>
+          </w:p>
+          <w:p>
+            <w:pPr>
+              <w:pStyle w:val="FirstParagraph"/>
+            </w:pPr>
+            <w:r>
+              <w:t xml:space="preserve">If</w:t>
+            </w:r>
+            <w:r>
+              <w:t xml:space="preserve"> </w:t>
+            </w:r>
+            <m:oMath>
+              <m:r>
+                <m:rPr>
+                  <m:nor/>
+                  <m:sty m:val="p"/>
+                </m:rPr>
+                <m:t>IC</m:t>
+              </m:r>
+              <m:r>
+                <m:rPr>
+                  <m:sty m:val="p"/>
+                </m:rPr>
+                <m:t>≠</m:t>
+              </m:r>
+              <m:r>
+                <m:t>0</m:t>
+              </m:r>
+            </m:oMath>
+            <w:r>
+              <w:t xml:space="preserve">, there is additive interaction.</w:t>
+            </w:r>
+          </w:p>
+          <w:bookmarkEnd w:id="11"/>
+        </w:tc>
+      </w:tr>
+    </w:tbl>
+    <w:p>
+      <w:pPr>
+        <w:pStyle w:val="BodyText"/>
+      </w:pPr>
       <w:r>
         <w:rPr>
           <w:b/>
           <w:bCs/>
         </w:rPr>
-        <w:t xml:space="preserve">interaction contrast</w:t>
+        <w:t xml:space="preserve">Interpretation of IC</w:t>
       </w:r>
       <w:r>
         <w:t xml:space="preserve">:</w:t>
@@ -1358,274 +1734,11 @@
     </w:p>
     <w:p>
       <w:pPr>
-        <w:pStyle w:val="BodyText"/>
-      </w:pPr>
-      <m:oMathPara>
-        <m:oMathParaPr>
-          <m:jc m:val="center"/>
-        </m:oMathParaPr>
-        <m:oMath>
-          <m:r>
-            <m:rPr>
-              <m:nor/>
-              <m:sty m:val="p"/>
-            </m:rPr>
-            <m:t>IC</m:t>
-          </m:r>
-          <m:r>
-            <m:rPr>
-              <m:sty m:val="p"/>
-            </m:rPr>
-            <m:t>=</m:t>
-          </m:r>
-          <m:r>
-            <m:rPr>
-              <m:nor/>
-              <m:sty m:val="p"/>
-            </m:rPr>
-            <m:t>E</m:t>
-          </m:r>
-          <m:d>
-            <m:dPr>
-              <m:begChr m:val="["/>
-              <m:sepChr m:val=""/>
-              <m:endChr m:val="]"/>
-              <m:grow/>
-            </m:dPr>
-            <m:e>
-              <m:sSup>
-                <m:e>
-                  <m:r>
-                    <m:t>Y</m:t>
-                  </m:r>
-                </m:e>
-                <m:sup>
-                  <m:r>
-                    <m:t>a</m:t>
-                  </m:r>
-                  <m:r>
-                    <m:rPr>
-                      <m:sty m:val="p"/>
-                    </m:rPr>
-                    <m:t>=</m:t>
-                  </m:r>
-                  <m:r>
-                    <m:t>1</m:t>
-                  </m:r>
-                  <m:r>
-                    <m:rPr>
-                      <m:sty m:val="p"/>
-                    </m:rPr>
-                    <m:t>,</m:t>
-                  </m:r>
-                  <m:r>
-                    <m:t>e</m:t>
-                  </m:r>
-                  <m:r>
-                    <m:rPr>
-                      <m:sty m:val="p"/>
-                    </m:rPr>
-                    <m:t>=</m:t>
-                  </m:r>
-                  <m:r>
-                    <m:t>1</m:t>
-                  </m:r>
-                </m:sup>
-              </m:sSup>
-            </m:e>
-          </m:d>
-          <m:r>
-            <m:rPr>
-              <m:sty m:val="p"/>
-            </m:rPr>
-            <m:t>−</m:t>
-          </m:r>
-          <m:r>
-            <m:rPr>
-              <m:nor/>
-              <m:sty m:val="p"/>
-            </m:rPr>
-            <m:t>E</m:t>
-          </m:r>
-          <m:d>
-            <m:dPr>
-              <m:begChr m:val="["/>
-              <m:sepChr m:val=""/>
-              <m:endChr m:val="]"/>
-              <m:grow/>
-            </m:dPr>
-            <m:e>
-              <m:sSup>
-                <m:e>
-                  <m:r>
-                    <m:t>Y</m:t>
-                  </m:r>
-                </m:e>
-                <m:sup>
-                  <m:r>
-                    <m:t>a</m:t>
-                  </m:r>
-                  <m:r>
-                    <m:rPr>
-                      <m:sty m:val="p"/>
-                    </m:rPr>
-                    <m:t>=</m:t>
-                  </m:r>
-                  <m:r>
-                    <m:t>1</m:t>
-                  </m:r>
-                  <m:r>
-                    <m:rPr>
-                      <m:sty m:val="p"/>
-                    </m:rPr>
-                    <m:t>,</m:t>
-                  </m:r>
-                  <m:r>
-                    <m:t>e</m:t>
-                  </m:r>
-                  <m:r>
-                    <m:rPr>
-                      <m:sty m:val="p"/>
-                    </m:rPr>
-                    <m:t>=</m:t>
-                  </m:r>
-                  <m:r>
-                    <m:t>0</m:t>
-                  </m:r>
-                </m:sup>
-              </m:sSup>
-            </m:e>
-          </m:d>
-          <m:r>
-            <m:rPr>
-              <m:sty m:val="p"/>
-            </m:rPr>
-            <m:t>−</m:t>
-          </m:r>
-          <m:r>
-            <m:rPr>
-              <m:nor/>
-              <m:sty m:val="p"/>
-            </m:rPr>
-            <m:t>E</m:t>
-          </m:r>
-          <m:d>
-            <m:dPr>
-              <m:begChr m:val="["/>
-              <m:sepChr m:val=""/>
-              <m:endChr m:val="]"/>
-              <m:grow/>
-            </m:dPr>
-            <m:e>
-              <m:sSup>
-                <m:e>
-                  <m:r>
-                    <m:t>Y</m:t>
-                  </m:r>
-                </m:e>
-                <m:sup>
-                  <m:r>
-                    <m:t>a</m:t>
-                  </m:r>
-                  <m:r>
-                    <m:rPr>
-                      <m:sty m:val="p"/>
-                    </m:rPr>
-                    <m:t>=</m:t>
-                  </m:r>
-                  <m:r>
-                    <m:t>0</m:t>
-                  </m:r>
-                  <m:r>
-                    <m:rPr>
-                      <m:sty m:val="p"/>
-                    </m:rPr>
-                    <m:t>,</m:t>
-                  </m:r>
-                  <m:r>
-                    <m:t>e</m:t>
-                  </m:r>
-                  <m:r>
-                    <m:rPr>
-                      <m:sty m:val="p"/>
-                    </m:rPr>
-                    <m:t>=</m:t>
-                  </m:r>
-                  <m:r>
-                    <m:t>1</m:t>
-                  </m:r>
-                </m:sup>
-              </m:sSup>
-            </m:e>
-          </m:d>
-          <m:r>
-            <m:rPr>
-              <m:sty m:val="p"/>
-            </m:rPr>
-            <m:t>+</m:t>
-          </m:r>
-          <m:r>
-            <m:rPr>
-              <m:nor/>
-              <m:sty m:val="p"/>
-            </m:rPr>
-            <m:t>E</m:t>
-          </m:r>
-          <m:d>
-            <m:dPr>
-              <m:begChr m:val="["/>
-              <m:sepChr m:val=""/>
-              <m:endChr m:val="]"/>
-              <m:grow/>
-            </m:dPr>
-            <m:e>
-              <m:sSup>
-                <m:e>
-                  <m:r>
-                    <m:t>Y</m:t>
-                  </m:r>
-                </m:e>
-                <m:sup>
-                  <m:r>
-                    <m:t>a</m:t>
-                  </m:r>
-                  <m:r>
-                    <m:rPr>
-                      <m:sty m:val="p"/>
-                    </m:rPr>
-                    <m:t>=</m:t>
-                  </m:r>
-                  <m:r>
-                    <m:t>0</m:t>
-                  </m:r>
-                  <m:r>
-                    <m:rPr>
-                      <m:sty m:val="p"/>
-                    </m:rPr>
-                    <m:t>,</m:t>
-                  </m:r>
-                  <m:r>
-                    <m:t>e</m:t>
-                  </m:r>
-                  <m:r>
-                    <m:rPr>
-                      <m:sty m:val="p"/>
-                    </m:rPr>
-                    <m:t>=</m:t>
-                  </m:r>
-                  <m:r>
-                    <m:t>0</m:t>
-                  </m:r>
-                </m:sup>
-              </m:sSup>
-            </m:e>
-          </m:d>
-        </m:oMath>
-      </m:oMathPara>
-    </w:p>
-    <w:p>
-      <w:pPr>
-        <w:pStyle w:val="FirstParagraph"/>
+        <w:pStyle w:val="Compact"/>
+        <w:numPr>
+          <w:ilvl w:val="0"/>
+          <w:numId w:val="1004"/>
+        </w:numPr>
       </w:pPr>
       <w:r>
         <w:t xml:space="preserve">If</w:t>
@@ -1645,29 +1758,46 @@
           <m:rPr>
             <m:sty m:val="p"/>
           </m:rPr>
-          <m:t>≠</m:t>
+          <m:t>&gt;</m:t>
         </m:r>
         <m:r>
           <m:t>0</m:t>
         </m:r>
       </m:oMath>
       <w:r>
-        <w:t xml:space="preserve">, there is additive interaction.</w:t>
-      </w:r>
-    </w:p>
-    <w:p>
-      <w:pPr>
-        <w:pStyle w:val="BodyText"/>
-      </w:pPr>
+        <w:t xml:space="preserve">:</w:t>
+      </w:r>
+      <w:r>
+        <w:t xml:space="preserve"> </w:t>
+      </w:r>
       <w:r>
         <w:rPr>
           <w:b/>
           <w:bCs/>
         </w:rPr>
-        <w:t xml:space="preserve">Interpretation of IC</w:t>
-      </w:r>
-      <w:r>
-        <w:t xml:space="preserve">:</w:t>
+        <w:t xml:space="preserve">Synergism</w:t>
+      </w:r>
+      <w:r>
+        <w:t xml:space="preserve"> </w:t>
+      </w:r>
+      <w:r>
+        <w:t xml:space="preserve">or</w:t>
+      </w:r>
+      <w:r>
+        <w:t xml:space="preserve"> </w:t>
+      </w:r>
+      <w:r>
+        <w:rPr>
+          <w:b/>
+          <w:bCs/>
+        </w:rPr>
+        <w:t xml:space="preserve">superadditivity</w:t>
+      </w:r>
+      <w:r>
+        <w:t xml:space="preserve"> </w:t>
+      </w:r>
+      <w:r>
+        <w:t xml:space="preserve">(combined effect exceeds sum of individual effects)</w:t>
       </w:r>
     </w:p>
     <w:p>
@@ -1696,7 +1826,7 @@
           <m:rPr>
             <m:sty m:val="p"/>
           </m:rPr>
-          <m:t>&gt;</m:t>
+          <m:t>&lt;</m:t>
         </m:r>
         <m:r>
           <m:t>0</m:t>
@@ -1713,7 +1843,7 @@
           <w:b/>
           <w:bCs/>
         </w:rPr>
-        <w:t xml:space="preserve">Synergism</w:t>
+        <w:t xml:space="preserve">Antagonism</w:t>
       </w:r>
       <w:r>
         <w:t xml:space="preserve"> </w:t>
@@ -1729,13 +1859,13 @@
           <w:b/>
           <w:bCs/>
         </w:rPr>
-        <w:t xml:space="preserve">superadditivity</w:t>
-      </w:r>
-      <w:r>
-        <w:t xml:space="preserve"> </w:t>
-      </w:r>
-      <w:r>
-        <w:t xml:space="preserve">(combined effect exceeds sum of individual effects)</w:t>
+        <w:t xml:space="preserve">subadditivity</w:t>
+      </w:r>
+      <w:r>
+        <w:t xml:space="preserve"> </w:t>
+      </w:r>
+      <w:r>
+        <w:t xml:space="preserve">(combined effect is less than sum of individual effects)</w:t>
       </w:r>
     </w:p>
     <w:p>
@@ -1764,74 +1894,6 @@
           <m:rPr>
             <m:sty m:val="p"/>
           </m:rPr>
-          <m:t>&lt;</m:t>
-        </m:r>
-        <m:r>
-          <m:t>0</m:t>
-        </m:r>
-      </m:oMath>
-      <w:r>
-        <w:t xml:space="preserve">:</w:t>
-      </w:r>
-      <w:r>
-        <w:t xml:space="preserve"> </w:t>
-      </w:r>
-      <w:r>
-        <w:rPr>
-          <w:b/>
-          <w:bCs/>
-        </w:rPr>
-        <w:t xml:space="preserve">Antagonism</w:t>
-      </w:r>
-      <w:r>
-        <w:t xml:space="preserve"> </w:t>
-      </w:r>
-      <w:r>
-        <w:t xml:space="preserve">or</w:t>
-      </w:r>
-      <w:r>
-        <w:t xml:space="preserve"> </w:t>
-      </w:r>
-      <w:r>
-        <w:rPr>
-          <w:b/>
-          <w:bCs/>
-        </w:rPr>
-        <w:t xml:space="preserve">subadditivity</w:t>
-      </w:r>
-      <w:r>
-        <w:t xml:space="preserve"> </w:t>
-      </w:r>
-      <w:r>
-        <w:t xml:space="preserve">(combined effect is less than sum of individual effects)</w:t>
-      </w:r>
-    </w:p>
-    <w:p>
-      <w:pPr>
-        <w:pStyle w:val="Compact"/>
-        <w:numPr>
-          <w:ilvl w:val="0"/>
-          <w:numId w:val="1004"/>
-        </w:numPr>
-      </w:pPr>
-      <w:r>
-        <w:t xml:space="preserve">If</w:t>
-      </w:r>
-      <w:r>
-        <w:t xml:space="preserve"> </w:t>
-      </w:r>
-      <m:oMath>
-        <m:r>
-          <m:rPr>
-            <m:nor/>
-            <m:sty m:val="p"/>
-          </m:rPr>
-          <m:t>IC</m:t>
-        </m:r>
-        <m:r>
-          <m:rPr>
-            <m:sty m:val="p"/>
-          </m:rPr>
           <m:t>=</m:t>
         </m:r>
         <m:r>
@@ -1991,8 +2053,8 @@
         <w:t xml:space="preserve">Effect modification involves one treatment and one baseline covariate; interaction involves two (or more) treatments.</w:t>
       </w:r>
     </w:p>
-    <w:bookmarkEnd w:id="11"/>
-    <w:bookmarkStart w:id="13" w:name="X901d5386f66054a648038aefd77024f717d79a2"/>
+    <w:bookmarkEnd w:id="12"/>
+    <w:bookmarkStart w:id="14" w:name="X901d5386f66054a648038aefd77024f717d79a2"/>
     <w:p>
       <w:pPr>
         <w:pStyle w:val="Heading3"/>
@@ -2035,7 +2097,7 @@
               <w:spacing w:before="16" w:after="64"/>
             </w:pPr>
           </w:p>
-          <w:bookmarkStart w:id="12" w:name="exm-interaction-example"/>
+          <w:bookmarkStart w:id="13" w:name="exm-interaction-example"/>
           <w:p>
             <w:pPr>
               <w:pStyle w:val="BodyText"/>
@@ -2889,7 +2951,7 @@
               <w:t xml:space="preserve">: the combination is more effective than expected from adding individual effects.</w:t>
             </w:r>
           </w:p>
-          <w:bookmarkEnd w:id="12"/>
+          <w:bookmarkEnd w:id="13"/>
         </w:tc>
       </w:tr>
     </w:tbl>
@@ -3183,9 +3245,9 @@
         </m:r>
       </m:oMath>
     </w:p>
-    <w:bookmarkEnd w:id="13"/>
     <w:bookmarkEnd w:id="14"/>
-    <w:bookmarkStart w:id="17" w:name="identifying-interaction-pp.-49-51"/>
+    <w:bookmarkEnd w:id="15"/>
+    <w:bookmarkStart w:id="18" w:name="identifying-interaction-pp.-49-51"/>
     <w:p>
       <w:pPr>
         <w:pStyle w:val="Heading2"/>
@@ -3209,7 +3271,7 @@
         <w:t xml:space="preserve">To identify interaction from observed data, we need the three identifiability conditions introduced in Chapter 3:</w:t>
       </w:r>
     </w:p>
-    <w:bookmarkStart w:id="15" w:name="X2affd1a012bc51d0bd9337697295539a3c6b208"/>
+    <w:bookmarkStart w:id="16" w:name="X2affd1a012bc51d0bd9337697295539a3c6b208"/>
     <w:p>
       <w:pPr>
         <w:pStyle w:val="Heading3"/>
@@ -3958,8 +4020,8 @@
         <w:t xml:space="preserve">Positivity requires that all four treatment combinations occur at all levels of confounders</w:t>
       </w:r>
     </w:p>
-    <w:bookmarkEnd w:id="15"/>
-    <w:bookmarkStart w:id="16" w:name="estimating-interaction-from-data"/>
+    <w:bookmarkEnd w:id="16"/>
+    <w:bookmarkStart w:id="17" w:name="estimating-interaction-from-data"/>
     <w:p>
       <w:pPr>
         <w:pStyle w:val="Heading3"/>
@@ -4387,9 +4449,9 @@
         <w:t xml:space="preserve">: When examining multiple potential interactions, be mindful of multiple comparisons and the increased risk of false positives.</w:t>
       </w:r>
     </w:p>
-    <w:bookmarkEnd w:id="16"/>
     <w:bookmarkEnd w:id="17"/>
-    <w:bookmarkStart w:id="21" w:name="Xef21a2c584469d38b821fcc75ad481b442f5292"/>
+    <w:bookmarkEnd w:id="18"/>
+    <w:bookmarkStart w:id="22" w:name="Xef21a2c584469d38b821fcc75ad481b442f5292"/>
     <w:p>
       <w:pPr>
         <w:pStyle w:val="Heading2"/>
@@ -4426,7 +4488,7 @@
         <w:t xml:space="preserve">—classifications of individuals based on their pattern of potential outcomes.</w:t>
       </w:r>
     </w:p>
-    <w:bookmarkStart w:id="18" w:name="four-response-types-binary-outcome"/>
+    <w:bookmarkStart w:id="19" w:name="four-response-types-binary-outcome"/>
     <w:p>
       <w:pPr>
         <w:pStyle w:val="Heading3"/>
@@ -5366,8 +5428,8 @@
         <w:t xml:space="preserve">of response types in the population determines whether interaction exists.</w:t>
       </w:r>
     </w:p>
-    <w:bookmarkEnd w:id="18"/>
-    <w:bookmarkStart w:id="20" w:name="relationship-to-interaction"/>
+    <w:bookmarkEnd w:id="19"/>
+    <w:bookmarkStart w:id="21" w:name="relationship-to-interaction"/>
     <w:p>
       <w:pPr>
         <w:pStyle w:val="Heading3"/>
@@ -5418,7 +5480,7 @@
               <w:spacing w:before="16" w:after="64"/>
             </w:pPr>
           </w:p>
-          <w:bookmarkStart w:id="19" w:name="exm-response-types"/>
+          <w:bookmarkStart w:id="20" w:name="exm-response-types"/>
           <w:p>
             <w:pPr>
               <w:pStyle w:val="BodyText"/>
@@ -5968,7 +6030,7 @@
               <w:t xml:space="preserve">Despite the synergistic response type existing, there is no interaction on the additive scale because the effects balance out.</w:t>
             </w:r>
           </w:p>
-          <w:bookmarkEnd w:id="19"/>
+          <w:bookmarkEnd w:id="20"/>
         </w:tc>
       </w:tr>
     </w:tbl>
@@ -6056,9 +6118,9 @@
         <w:t xml:space="preserve">The response type framework provides a mechanistic interpretation of interaction but requires strong assumptions (monotonicity, no redundancy) to map cleanly onto observed interaction measures.</w:t>
       </w:r>
     </w:p>
-    <w:bookmarkEnd w:id="20"/>
     <w:bookmarkEnd w:id="21"/>
-    <w:bookmarkStart w:id="25" w:name="sufficient-causes-pp.-53-55"/>
+    <w:bookmarkEnd w:id="22"/>
+    <w:bookmarkStart w:id="27" w:name="sufficient-causes-pp.-53-55"/>
     <w:p>
       <w:pPr>
         <w:pStyle w:val="Heading2"/>
@@ -6129,7 +6191,7 @@
               <w:spacing w:before="16" w:after="64"/>
             </w:pPr>
           </w:p>
-          <w:bookmarkStart w:id="22" w:name="def-sufficient-cause"/>
+          <w:bookmarkStart w:id="23" w:name="def-sufficient-cause"/>
           <w:p>
             <w:pPr>
               <w:pStyle w:val="BodyText"/>
@@ -6139,7 +6201,7 @@
                 <w:b/>
                 <w:bCs/>
               </w:rPr>
-              <w:t xml:space="preserve">Definition 2 (Sufficient Cause)</w:t>
+              <w:t xml:space="preserve">Definition 3 (Sufficient Cause)</w:t>
             </w:r>
             <w:r>
               <w:t xml:space="preserve"> </w:t>
@@ -6164,11 +6226,11 @@
               <w:t xml:space="preserve">is a set of conditions that inevitably produces the outcome. Once all components of a sufficient cause are present, the outcome occurs.</w:t>
             </w:r>
           </w:p>
-          <w:bookmarkEnd w:id="22"/>
+          <w:bookmarkEnd w:id="23"/>
         </w:tc>
       </w:tr>
     </w:tbl>
-    <w:bookmarkStart w:id="24" w:name="components-of-sufficient-causes"/>
+    <w:bookmarkStart w:id="26" w:name="components-of-sufficient-causes"/>
     <w:p>
       <w:pPr>
         <w:pStyle w:val="Heading3"/>
@@ -6177,26 +6239,85 @@
         <w:t xml:space="preserve">4.1 Components of Sufficient Causes</w:t>
       </w:r>
     </w:p>
-    <w:p>
-      <w:pPr>
-        <w:pStyle w:val="FirstParagraph"/>
-      </w:pPr>
-      <w:r>
-        <w:t xml:space="preserve">Each sufficient cause consists of</w:t>
-      </w:r>
-      <w:r>
-        <w:t xml:space="preserve"> </w:t>
-      </w:r>
-      <w:r>
-        <w:rPr>
-          <w:b/>
-          <w:bCs/>
-        </w:rPr>
-        <w:t xml:space="preserve">component causes</w:t>
-      </w:r>
-      <w:r>
-        <w:t xml:space="preserve">—individual factors that, together, are sufficient to produce the outcome.</w:t>
-      </w:r>
+    <w:tbl>
+      <w:tblPr>
+        <w:tblStyle w:val="Table"/>
+        <w:tblInd w:w="164" w:type="dxa"/>
+        <w:tblBorders>
+          <w:left w:val="single" w:sz="24" w:space="0" w:color="909090"/>
+        </w:tblBorders>
+        <w:tblCellMar>
+          <w:left w:w="0" w:type="dxa"/>
+          <w:right w:w="0" w:type="dxa"/>
+        </w:tblCellMar>
+        <w:tblLook w:firstRow="0" w:lastRow="0" w:firstColumn="0" w:lastColumn="0" w:noHBand="0" w:noVBand="0" w:val="0000"/>
+      </w:tblPr>
+      <w:tblGrid>
+        <w:gridCol w:w="7920"/>
+      </w:tblGrid>
+      <w:tr>
+        <w:trPr>
+          <w:cantSplit/>
+        </w:trPr>
+        <w:tc>
+          <w:tcPr>
+            <w:tcMar>
+              <w:left w:w="144" w:type="dxa"/>
+            </w:tcMar>
+          </w:tcPr>
+          <w:p>
+            <w:pPr>
+              <w:pStyle w:val="FirstParagraph"/>
+            </w:pPr>
+            <w:pPr>
+              <w:spacing w:before="16" w:after="64"/>
+            </w:pPr>
+          </w:p>
+          <w:bookmarkStart w:id="24" w:name="def-component-cause"/>
+          <w:p>
+            <w:pPr>
+              <w:pStyle w:val="BodyText"/>
+            </w:pPr>
+            <w:r>
+              <w:rPr>
+                <w:b/>
+                <w:bCs/>
+              </w:rPr>
+              <w:t xml:space="preserve">Definition 4 (Component Cause)</w:t>
+            </w:r>
+            <w:r>
+              <w:t xml:space="preserve"> </w:t>
+            </w:r>
+            <w:r>
+              <w:t xml:space="preserve">Each sufficient cause consists of</w:t>
+            </w:r>
+            <w:r>
+              <w:t xml:space="preserve"> </w:t>
+            </w:r>
+            <w:r>
+              <w:rPr>
+                <w:b/>
+                <w:bCs/>
+              </w:rPr>
+              <w:t xml:space="preserve">component causes</w:t>
+            </w:r>
+            <w:r>
+              <w:t xml:space="preserve">—individual factors that, together, are sufficient to produce the outcome.</w:t>
+            </w:r>
+          </w:p>
+          <w:bookmarkEnd w:id="24"/>
+        </w:tc>
+      </w:tr>
+    </w:tbl>
+    <w:p>
+      <w:pPr>
+        <w:pStyle w:val="BodyText"/>
+      </w:pPr>
+      <w:ins w:id="95" w:author="PR Preview" w:date="2024-01-01T00:00:00Z">
+        <w:r>
+          <w:t xml:space="preserve"> </w:t>
+        </w:r>
+      </w:ins>
     </w:p>
     <w:tbl>
       <w:tblPr>
@@ -6232,7 +6353,7 @@
               <w:spacing w:before="16" w:after="64"/>
             </w:pPr>
           </w:p>
-          <w:bookmarkStart w:id="23" w:name="exm-sufficient-cause"/>
+          <w:bookmarkStart w:id="25" w:name="exm-sufficient-cause"/>
           <w:p>
             <w:pPr>
               <w:pStyle w:val="BodyText"/>
@@ -6304,7 +6425,7 @@
               <w:t xml:space="preserve">An individual will develop lung cancer if they complete any one (or more) of these sufficient causes by acquiring all of its component causes.</w:t>
             </w:r>
           </w:p>
-          <w:bookmarkEnd w:id="23"/>
+          <w:bookmarkEnd w:id="25"/>
         </w:tc>
       </w:tr>
     </w:tbl>
@@ -6410,9 +6531,9 @@
         <w:t xml:space="preserve">: The deterministic nature is unrealistic for most health outcomes, which involve stochastic processes. However, the model is useful conceptually for understanding interaction.</w:t>
       </w:r>
     </w:p>
-    <w:bookmarkEnd w:id="24"/>
-    <w:bookmarkEnd w:id="25"/>
-    <w:bookmarkStart w:id="29" w:name="sufficient-cause-interaction-pp.-55-57"/>
+    <w:bookmarkEnd w:id="26"/>
+    <w:bookmarkEnd w:id="27"/>
+    <w:bookmarkStart w:id="31" w:name="sufficient-cause-interaction-pp.-55-57"/>
     <w:p>
       <w:pPr>
         <w:pStyle w:val="Heading2"/>
@@ -6470,7 +6591,7 @@
               <w:spacing w:before="16" w:after="64"/>
             </w:pPr>
           </w:p>
-          <w:bookmarkStart w:id="26" w:name="def-sufficient-cause-interaction"/>
+          <w:bookmarkStart w:id="28" w:name="def-sufficient-cause-interaction"/>
           <w:p>
             <w:pPr>
               <w:pStyle w:val="BodyText"/>
@@ -6480,7 +6601,7 @@
                 <w:b/>
                 <w:bCs/>
               </w:rPr>
-              <w:t xml:space="preserve">Definition 3 (Sufficient Cause Interaction)</w:t>
+              <w:t xml:space="preserve">Definition 5 (Sufficient Cause Interaction)</w:t>
             </w:r>
             <w:r>
               <w:t xml:space="preserve"> </w:t>
@@ -6597,11 +6718,11 @@
               <w:t xml:space="preserve">as components.</w:t>
             </w:r>
           </w:p>
-          <w:bookmarkEnd w:id="26"/>
+          <w:bookmarkEnd w:id="28"/>
         </w:tc>
       </w:tr>
     </w:tbl>
-    <w:bookmarkStart w:id="28" w:name="X4b5bf48e8568b8b251f048f91a9721fc75ad6c8"/>
+    <w:bookmarkStart w:id="30" w:name="X4b5bf48e8568b8b251f048f91a9721fc75ad6c8"/>
     <w:p>
       <w:pPr>
         <w:pStyle w:val="Heading3"/>
@@ -6757,7 +6878,7 @@
               <w:spacing w:before="16" w:after="64"/>
             </w:pPr>
           </w:p>
-          <w:bookmarkStart w:id="27" w:name="exm-sufficient-cause-interaction"/>
+          <w:bookmarkStart w:id="29" w:name="exm-sufficient-cause-interaction"/>
           <w:p>
             <w:pPr>
               <w:pStyle w:val="BodyText"/>
@@ -7130,7 +7251,7 @@
               <w:t xml:space="preserve">: neither treatment alone has an effect, but the combination does.</w:t>
             </w:r>
           </w:p>
-          <w:bookmarkEnd w:id="27"/>
+          <w:bookmarkEnd w:id="29"/>
         </w:tc>
       </w:tr>
     </w:tbl>
@@ -7255,9 +7376,9 @@
         <w:t xml:space="preserve">: The sufficient cause model has limitations (determinism, untestable assumptions) but provides useful intuition about mechanistic synergy. The potential outcomes framework is more general and forms the basis for modern causal inference methods.</w:t>
       </w:r>
     </w:p>
-    <w:bookmarkEnd w:id="28"/>
-    <w:bookmarkEnd w:id="29"/>
-    <w:bookmarkStart w:id="32" w:name="Xc89e552d54ee2cf9354a1d14811aa7db5c689e2"/>
+    <w:bookmarkEnd w:id="30"/>
+    <w:bookmarkEnd w:id="31"/>
+    <w:bookmarkStart w:id="34" w:name="Xc89e552d54ee2cf9354a1d14811aa7db5c689e2"/>
     <w:p>
       <w:pPr>
         <w:pStyle w:val="Heading2"/>
@@ -7281,7 +7402,7 @@
         <w:t xml:space="preserve">Should we use the counterfactual (potential outcomes) framework or the sufficient cause framework to study interaction?</w:t>
       </w:r>
     </w:p>
-    <w:bookmarkStart w:id="30" w:name="Xc74e435c44ae86270f235fa5dd6995b63259798"/>
+    <w:bookmarkStart w:id="32" w:name="Xc74e435c44ae86270f235fa5dd6995b63259798"/>
     <w:p>
       <w:pPr>
         <w:pStyle w:val="Heading3"/>
@@ -7366,8 +7487,8 @@
         <w:t xml:space="preserve">: Directly links to regression, weighting, standardization</w:t>
       </w:r>
     </w:p>
-    <w:bookmarkEnd w:id="30"/>
-    <w:bookmarkStart w:id="31" w:name="X15a72dde30e8f578075826c5dcac9d4f2c6dcb8"/>
+    <w:bookmarkEnd w:id="32"/>
+    <w:bookmarkStart w:id="33" w:name="X15a72dde30e8f578075826c5dcac9d4f2c6dcb8"/>
     <w:p>
       <w:pPr>
         <w:pStyle w:val="Heading3"/>
@@ -7590,9 +7711,9 @@
         <w:t xml:space="preserve">: Many modern papers use potential outcomes for formal definitions and estimation, then discuss findings in terms of sufficient cause mechanisms.</w:t>
       </w:r>
     </w:p>
-    <w:bookmarkEnd w:id="31"/>
-    <w:bookmarkEnd w:id="32"/>
-    <w:bookmarkStart w:id="33" w:name="summary"/>
+    <w:bookmarkEnd w:id="33"/>
+    <w:bookmarkEnd w:id="34"/>
+    <w:bookmarkStart w:id="35" w:name="summary"/>
     <w:p>
       <w:pPr>
         <w:pStyle w:val="Heading2"/>
@@ -8323,8 +8444,8 @@
         <w:t xml:space="preserve">Interpret interaction in light of both statistical and mechanistic frameworks</w:t>
       </w:r>
     </w:p>
-    <w:bookmarkEnd w:id="33"/>
-    <w:bookmarkStart w:id="37" w:name="references"/>
+    <w:bookmarkEnd w:id="35"/>
+    <w:bookmarkStart w:id="39" w:name="references"/>
     <w:p>
       <w:pPr>
         <w:pStyle w:val="Heading2"/>
@@ -8340,8 +8461,8 @@
         </w:pict>
       </w:r>
     </w:p>
-    <w:bookmarkStart w:id="36" w:name="refs"/>
-    <w:bookmarkStart w:id="35" w:name="ref-hernan2020causal"/>
+    <w:bookmarkStart w:id="38" w:name="refs"/>
+    <w:bookmarkStart w:id="37" w:name="ref-hernan2020causal"/>
     <w:p>
       <w:pPr>
         <w:pStyle w:val="Bibliography"/>
@@ -8365,7 +8486,7 @@
       <w:r>
         <w:t xml:space="preserve"> </w:t>
       </w:r>
-      <w:hyperlink r:id="rId34">
+      <w:hyperlink r:id="rId36">
         <w:r>
           <w:rPr>
             <w:rStyle w:val="Hyperlink"/>
@@ -8377,9 +8498,9 @@
         <w:t xml:space="preserve">.</w:t>
       </w:r>
     </w:p>
-    <w:bookmarkEnd w:id="35"/>
-    <w:bookmarkEnd w:id="36"/>
     <w:bookmarkEnd w:id="37"/>
+    <w:bookmarkEnd w:id="38"/>
+    <w:bookmarkEnd w:id="39"/>
     <w:sectPr>
       <w:footnotePr>
         <w:numRestart w:val="eachSect"/>

--- a/pr-preview/pr-78/chapters/05-interaction-tracked-changes.docx
+++ b/pr-preview/pr-78/chapters/05-interaction-tracked-changes.docx
@@ -146,7 +146,7 @@
         <w:t xml:space="preserve">.</w:t>
       </w:r>
     </w:p>
-    <w:bookmarkStart w:id="15" w:name="Xbf068369dc8234d22997083619e4719bd8f8498"/>
+    <w:bookmarkStart w:id="16" w:name="Xbf068369dc8234d22997083619e4719bd8f8498"/>
     <w:p>
       <w:pPr>
         <w:pStyle w:val="Heading2"/>
@@ -819,7 +819,7 @@
       </w:r>
     </w:p>
     <w:bookmarkEnd w:id="9"/>
-    <w:bookmarkStart w:id="12" w:name="definition-of-interaction"/>
+    <w:bookmarkStart w:id="13" w:name="definition-of-interaction"/>
     <w:p>
       <w:pPr>
         <w:pStyle w:val="Heading3"/>
@@ -1721,221 +1721,273 @@
       <w:pPr>
         <w:pStyle w:val="BodyText"/>
       </w:pPr>
-      <w:r>
-        <w:rPr>
-          <w:b/>
-          <w:bCs/>
-        </w:rPr>
-        <w:t xml:space="preserve">Interpretation of IC</w:t>
-      </w:r>
-      <w:r>
-        <w:t xml:space="preserve">:</w:t>
-      </w:r>
-    </w:p>
-    <w:p>
-      <w:pPr>
-        <w:pStyle w:val="Compact"/>
-        <w:numPr>
-          <w:ilvl w:val="0"/>
-          <w:numId w:val="1004"/>
-        </w:numPr>
-      </w:pPr>
-      <w:r>
-        <w:t xml:space="preserve">If</w:t>
-      </w:r>
-      <w:r>
-        <w:t xml:space="preserve"> </w:t>
-      </w:r>
-      <m:oMath>
-        <m:r>
-          <m:rPr>
-            <m:nor/>
-            <m:sty m:val="p"/>
-          </m:rPr>
-          <m:t>IC</m:t>
-        </m:r>
-        <m:r>
-          <m:rPr>
-            <m:sty m:val="p"/>
-          </m:rPr>
-          <m:t>&gt;</m:t>
-        </m:r>
-        <m:r>
-          <m:t>0</m:t>
-        </m:r>
-      </m:oMath>
-      <w:r>
-        <w:t xml:space="preserve">:</w:t>
-      </w:r>
-      <w:r>
-        <w:t xml:space="preserve"> </w:t>
-      </w:r>
-      <w:r>
-        <w:rPr>
-          <w:b/>
-          <w:bCs/>
-        </w:rPr>
-        <w:t xml:space="preserve">Synergism</w:t>
-      </w:r>
-      <w:r>
-        <w:t xml:space="preserve"> </w:t>
-      </w:r>
-      <w:r>
-        <w:t xml:space="preserve">or</w:t>
-      </w:r>
-      <w:r>
-        <w:t xml:space="preserve"> </w:t>
-      </w:r>
-      <w:r>
-        <w:rPr>
-          <w:b/>
-          <w:bCs/>
-        </w:rPr>
-        <w:t xml:space="preserve">superadditivity</w:t>
-      </w:r>
-      <w:r>
-        <w:t xml:space="preserve"> </w:t>
-      </w:r>
-      <w:r>
-        <w:t xml:space="preserve">(combined effect exceeds sum of individual effects)</w:t>
-      </w:r>
-    </w:p>
-    <w:p>
-      <w:pPr>
-        <w:pStyle w:val="Compact"/>
-        <w:numPr>
-          <w:ilvl w:val="0"/>
-          <w:numId w:val="1004"/>
-        </w:numPr>
-      </w:pPr>
-      <w:r>
-        <w:t xml:space="preserve">If</w:t>
-      </w:r>
-      <w:r>
-        <w:t xml:space="preserve"> </w:t>
-      </w:r>
-      <m:oMath>
-        <m:r>
-          <m:rPr>
-            <m:nor/>
-            <m:sty m:val="p"/>
-          </m:rPr>
-          <m:t>IC</m:t>
-        </m:r>
-        <m:r>
-          <m:rPr>
-            <m:sty m:val="p"/>
-          </m:rPr>
-          <m:t>&lt;</m:t>
-        </m:r>
-        <m:r>
-          <m:t>0</m:t>
-        </m:r>
-      </m:oMath>
-      <w:r>
-        <w:t xml:space="preserve">:</w:t>
-      </w:r>
-      <w:r>
-        <w:t xml:space="preserve"> </w:t>
-      </w:r>
-      <w:r>
-        <w:rPr>
-          <w:b/>
-          <w:bCs/>
-        </w:rPr>
-        <w:t xml:space="preserve">Antagonism</w:t>
-      </w:r>
-      <w:r>
-        <w:t xml:space="preserve"> </w:t>
-      </w:r>
-      <w:r>
-        <w:t xml:space="preserve">or</w:t>
-      </w:r>
-      <w:r>
-        <w:t xml:space="preserve"> </w:t>
-      </w:r>
-      <w:r>
-        <w:rPr>
-          <w:b/>
-          <w:bCs/>
-        </w:rPr>
-        <w:t xml:space="preserve">subadditivity</w:t>
-      </w:r>
-      <w:r>
-        <w:t xml:space="preserve"> </w:t>
-      </w:r>
-      <w:r>
-        <w:t xml:space="preserve">(combined effect is less than sum of individual effects)</w:t>
-      </w:r>
-    </w:p>
-    <w:p>
-      <w:pPr>
-        <w:pStyle w:val="Compact"/>
-        <w:numPr>
-          <w:ilvl w:val="0"/>
-          <w:numId w:val="1004"/>
-        </w:numPr>
-      </w:pPr>
-      <w:r>
-        <w:t xml:space="preserve">If</w:t>
-      </w:r>
-      <w:r>
-        <w:t xml:space="preserve"> </w:t>
-      </w:r>
-      <m:oMath>
-        <m:r>
-          <m:rPr>
-            <m:nor/>
-            <m:sty m:val="p"/>
-          </m:rPr>
-          <m:t>IC</m:t>
-        </m:r>
-        <m:r>
-          <m:rPr>
-            <m:sty m:val="p"/>
-          </m:rPr>
-          <m:t>=</m:t>
-        </m:r>
-        <m:r>
-          <m:t>0</m:t>
-        </m:r>
-      </m:oMath>
-      <w:r>
-        <w:t xml:space="preserve">:</w:t>
-      </w:r>
-      <w:r>
-        <w:t xml:space="preserve"> </w:t>
-      </w:r>
-      <w:r>
-        <w:rPr>
-          <w:b/>
-          <w:bCs/>
-        </w:rPr>
-        <w:t xml:space="preserve">No interaction</w:t>
-      </w:r>
-      <w:r>
-        <w:t xml:space="preserve"> </w:t>
-      </w:r>
-      <w:r>
-        <w:t xml:space="preserve">or</w:t>
-      </w:r>
-      <w:r>
-        <w:t xml:space="preserve"> </w:t>
-      </w:r>
-      <w:r>
-        <w:rPr>
-          <w:b/>
-          <w:bCs/>
-        </w:rPr>
-        <w:t xml:space="preserve">additivity</w:t>
-      </w:r>
-      <w:r>
-        <w:t xml:space="preserve"> </w:t>
-      </w:r>
-      <w:r>
-        <w:t xml:space="preserve">(combined effect equals sum of individual effects)</w:t>
-      </w:r>
-    </w:p>
+      <w:ins w:id="24" w:author="PR Preview" w:date="2024-01-01T00:00:00Z">
+        <w:r>
+          <w:t xml:space="preserve"> </w:t>
+        </w:r>
+      </w:ins>
+    </w:p>
+    <w:tbl>
+      <w:tblPr>
+        <w:tblStyle w:val="Table"/>
+        <w:tblInd w:w="164" w:type="dxa"/>
+        <w:tblBorders>
+          <w:left w:val="single" w:sz="24" w:space="0" w:color="909090"/>
+        </w:tblBorders>
+        <w:tblCellMar>
+          <w:left w:w="0" w:type="dxa"/>
+          <w:right w:w="0" w:type="dxa"/>
+        </w:tblCellMar>
+        <w:tblLook w:firstRow="0" w:lastRow="0" w:firstColumn="0" w:lastColumn="0" w:noHBand="0" w:noVBand="0" w:val="0000"/>
+      </w:tblPr>
+      <w:tblGrid>
+        <w:gridCol w:w="7920"/>
+      </w:tblGrid>
+      <w:tr>
+        <w:trPr>
+          <w:cantSplit/>
+        </w:trPr>
+        <w:tc>
+          <w:tcPr>
+            <w:tcMar>
+              <w:left w:w="144" w:type="dxa"/>
+            </w:tcMar>
+          </w:tcPr>
+          <w:p>
+            <w:pPr>
+              <w:pStyle w:val="BodyText"/>
+            </w:pPr>
+            <w:pPr>
+              <w:spacing w:before="16" w:after="64"/>
+            </w:pPr>
+          </w:p>
+          <w:bookmarkStart w:id="12" w:name="def-synergism-antagonism"/>
+          <w:p>
+            <w:pPr>
+              <w:pStyle w:val="BodyText"/>
+            </w:pPr>
+            <w:r>
+              <w:rPr>
+                <w:b/>
+                <w:bCs/>
+              </w:rPr>
+              <w:t xml:space="preserve">Definition 3 (Synergism and Antagonism)</w:t>
+            </w:r>
+            <w:r>
+              <w:t xml:space="preserve"> </w:t>
+            </w:r>
+            <w:r>
+              <w:t xml:space="preserve">Based on the sign of the interaction contrast:</w:t>
+            </w:r>
+          </w:p>
+          <w:p>
+            <w:pPr>
+              <w:pStyle w:val="Compact"/>
+              <w:numPr>
+                <w:ilvl w:val="0"/>
+                <w:numId w:val="1004"/>
+              </w:numPr>
+            </w:pPr>
+            <w:r>
+              <w:t xml:space="preserve">If</w:t>
+            </w:r>
+            <w:r>
+              <w:t xml:space="preserve"> </w:t>
+            </w:r>
+            <m:oMath>
+              <m:r>
+                <m:rPr>
+                  <m:nor/>
+                  <m:sty m:val="p"/>
+                </m:rPr>
+                <m:t>IC</m:t>
+              </m:r>
+              <m:r>
+                <m:rPr>
+                  <m:sty m:val="p"/>
+                </m:rPr>
+                <m:t>&gt;</m:t>
+              </m:r>
+              <m:r>
+                <m:t>0</m:t>
+              </m:r>
+            </m:oMath>
+            <w:r>
+              <w:t xml:space="preserve">:</w:t>
+            </w:r>
+            <w:r>
+              <w:t xml:space="preserve"> </w:t>
+            </w:r>
+            <w:r>
+              <w:rPr>
+                <w:b/>
+                <w:bCs/>
+              </w:rPr>
+              <w:t xml:space="preserve">synergism</w:t>
+            </w:r>
+            <w:r>
+              <w:t xml:space="preserve"> </w:t>
+            </w:r>
+            <w:r>
+              <w:t xml:space="preserve">or</w:t>
+            </w:r>
+            <w:r>
+              <w:t xml:space="preserve"> </w:t>
+            </w:r>
+            <w:r>
+              <w:rPr>
+                <w:b/>
+                <w:bCs/>
+              </w:rPr>
+              <w:t xml:space="preserve">superadditivity</w:t>
+            </w:r>
+            <w:r>
+              <w:t xml:space="preserve"> </w:t>
+            </w:r>
+            <w:r>
+              <w:t xml:space="preserve">(combined effect exceeds sum of individual effects)</w:t>
+            </w:r>
+          </w:p>
+          <w:p>
+            <w:pPr>
+              <w:pStyle w:val="Compact"/>
+              <w:numPr>
+                <w:ilvl w:val="0"/>
+                <w:numId w:val="1004"/>
+              </w:numPr>
+            </w:pPr>
+            <w:r>
+              <w:t xml:space="preserve">If</w:t>
+            </w:r>
+            <w:r>
+              <w:t xml:space="preserve"> </w:t>
+            </w:r>
+            <m:oMath>
+              <m:r>
+                <m:rPr>
+                  <m:nor/>
+                  <m:sty m:val="p"/>
+                </m:rPr>
+                <m:t>IC</m:t>
+              </m:r>
+              <m:r>
+                <m:rPr>
+                  <m:sty m:val="p"/>
+                </m:rPr>
+                <m:t>&lt;</m:t>
+              </m:r>
+              <m:r>
+                <m:t>0</m:t>
+              </m:r>
+            </m:oMath>
+            <w:r>
+              <w:t xml:space="preserve">:</w:t>
+            </w:r>
+            <w:r>
+              <w:t xml:space="preserve"> </w:t>
+            </w:r>
+            <w:r>
+              <w:rPr>
+                <w:b/>
+                <w:bCs/>
+              </w:rPr>
+              <w:t xml:space="preserve">antagonism</w:t>
+            </w:r>
+            <w:r>
+              <w:t xml:space="preserve"> </w:t>
+            </w:r>
+            <w:r>
+              <w:t xml:space="preserve">or</w:t>
+            </w:r>
+            <w:r>
+              <w:t xml:space="preserve"> </w:t>
+            </w:r>
+            <w:r>
+              <w:rPr>
+                <w:b/>
+                <w:bCs/>
+              </w:rPr>
+              <w:t xml:space="preserve">subadditivity</w:t>
+            </w:r>
+            <w:r>
+              <w:t xml:space="preserve"> </w:t>
+            </w:r>
+            <w:r>
+              <w:t xml:space="preserve">(combined effect is less than sum of individual effects)</w:t>
+            </w:r>
+          </w:p>
+          <w:p>
+            <w:pPr>
+              <w:pStyle w:val="Compact"/>
+              <w:numPr>
+                <w:ilvl w:val="0"/>
+                <w:numId w:val="1004"/>
+              </w:numPr>
+            </w:pPr>
+            <w:r>
+              <w:t xml:space="preserve">If</w:t>
+            </w:r>
+            <w:r>
+              <w:t xml:space="preserve"> </w:t>
+            </w:r>
+            <m:oMath>
+              <m:r>
+                <m:rPr>
+                  <m:nor/>
+                  <m:sty m:val="p"/>
+                </m:rPr>
+                <m:t>IC</m:t>
+              </m:r>
+              <m:r>
+                <m:rPr>
+                  <m:sty m:val="p"/>
+                </m:rPr>
+                <m:t>=</m:t>
+              </m:r>
+              <m:r>
+                <m:t>0</m:t>
+              </m:r>
+            </m:oMath>
+            <w:r>
+              <w:t xml:space="preserve">:</w:t>
+            </w:r>
+            <w:r>
+              <w:t xml:space="preserve"> </w:t>
+            </w:r>
+            <w:r>
+              <w:rPr>
+                <w:b/>
+                <w:bCs/>
+              </w:rPr>
+              <w:t xml:space="preserve">no interaction</w:t>
+            </w:r>
+            <w:r>
+              <w:t xml:space="preserve"> </w:t>
+            </w:r>
+            <w:r>
+              <w:t xml:space="preserve">or</w:t>
+            </w:r>
+            <w:r>
+              <w:t xml:space="preserve"> </w:t>
+            </w:r>
+            <w:r>
+              <w:rPr>
+                <w:b/>
+                <w:bCs/>
+              </w:rPr>
+              <w:t xml:space="preserve">additivity</w:t>
+            </w:r>
+            <w:r>
+              <w:t xml:space="preserve"> </w:t>
+            </w:r>
+            <w:r>
+              <w:t xml:space="preserve">(combined effect equals sum of individual effects)</w:t>
+            </w:r>
+          </w:p>
+          <w:bookmarkEnd w:id="12"/>
+        </w:tc>
+      </w:tr>
+    </w:tbl>
     <w:p>
       <w:pPr>
         <w:pStyle w:val="FirstParagraph"/>
@@ -2053,8 +2105,8 @@
         <w:t xml:space="preserve">Effect modification involves one treatment and one baseline covariate; interaction involves two (or more) treatments.</w:t>
       </w:r>
     </w:p>
-    <w:bookmarkEnd w:id="12"/>
-    <w:bookmarkStart w:id="14" w:name="X901d5386f66054a648038aefd77024f717d79a2"/>
+    <w:bookmarkEnd w:id="13"/>
+    <w:bookmarkStart w:id="15" w:name="X901d5386f66054a648038aefd77024f717d79a2"/>
     <w:p>
       <w:pPr>
         <w:pStyle w:val="Heading3"/>
@@ -2097,7 +2149,7 @@
               <w:spacing w:before="16" w:after="64"/>
             </w:pPr>
           </w:p>
-          <w:bookmarkStart w:id="13" w:name="exm-interaction-example"/>
+          <w:bookmarkStart w:id="14" w:name="exm-interaction-example"/>
           <w:p>
             <w:pPr>
               <w:pStyle w:val="BodyText"/>
@@ -2951,7 +3003,7 @@
               <w:t xml:space="preserve">: the combination is more effective than expected from adding individual effects.</w:t>
             </w:r>
           </w:p>
-          <w:bookmarkEnd w:id="13"/>
+          <w:bookmarkEnd w:id="14"/>
         </w:tc>
       </w:tr>
     </w:tbl>
@@ -3245,9 +3297,9 @@
         </m:r>
       </m:oMath>
     </w:p>
-    <w:bookmarkEnd w:id="14"/>
     <w:bookmarkEnd w:id="15"/>
-    <w:bookmarkStart w:id="18" w:name="identifying-interaction-pp.-49-51"/>
+    <w:bookmarkEnd w:id="16"/>
+    <w:bookmarkStart w:id="19" w:name="identifying-interaction-pp.-49-51"/>
     <w:p>
       <w:pPr>
         <w:pStyle w:val="Heading2"/>
@@ -3271,7 +3323,7 @@
         <w:t xml:space="preserve">To identify interaction from observed data, we need the three identifiability conditions introduced in Chapter 3:</w:t>
       </w:r>
     </w:p>
-    <w:bookmarkStart w:id="16" w:name="X2affd1a012bc51d0bd9337697295539a3c6b208"/>
+    <w:bookmarkStart w:id="17" w:name="X2affd1a012bc51d0bd9337697295539a3c6b208"/>
     <w:p>
       <w:pPr>
         <w:pStyle w:val="Heading3"/>
@@ -4020,8 +4072,8 @@
         <w:t xml:space="preserve">Positivity requires that all four treatment combinations occur at all levels of confounders</w:t>
       </w:r>
     </w:p>
-    <w:bookmarkEnd w:id="16"/>
-    <w:bookmarkStart w:id="17" w:name="estimating-interaction-from-data"/>
+    <w:bookmarkEnd w:id="17"/>
+    <w:bookmarkStart w:id="18" w:name="estimating-interaction-from-data"/>
     <w:p>
       <w:pPr>
         <w:pStyle w:val="Heading3"/>
@@ -4449,9 +4501,9 @@
         <w:t xml:space="preserve">: When examining multiple potential interactions, be mindful of multiple comparisons and the increased risk of false positives.</w:t>
       </w:r>
     </w:p>
-    <w:bookmarkEnd w:id="17"/>
     <w:bookmarkEnd w:id="18"/>
-    <w:bookmarkStart w:id="22" w:name="Xef21a2c584469d38b821fcc75ad481b442f5292"/>
+    <w:bookmarkEnd w:id="19"/>
+    <w:bookmarkStart w:id="25" w:name="Xef21a2c584469d38b821fcc75ad481b442f5292"/>
     <w:p>
       <w:pPr>
         <w:pStyle w:val="Heading2"/>
@@ -4488,7 +4540,7 @@
         <w:t xml:space="preserve">—classifications of individuals based on their pattern of potential outcomes.</w:t>
       </w:r>
     </w:p>
-    <w:bookmarkStart w:id="19" w:name="four-response-types-binary-outcome"/>
+    <w:bookmarkStart w:id="22" w:name="four-response-types-binary-outcome"/>
     <w:p>
       <w:pPr>
         <w:pStyle w:val="Heading3"/>
@@ -4497,804 +4549,849 @@
         <w:t xml:space="preserve">3.1 Four Response Types (Binary Outcome)</w:t>
       </w:r>
     </w:p>
+    <w:tbl>
+      <w:tblPr>
+        <w:tblStyle w:val="Table"/>
+        <w:tblInd w:w="164" w:type="dxa"/>
+        <w:tblBorders>
+          <w:left w:val="single" w:sz="24" w:space="0" w:color="909090"/>
+        </w:tblBorders>
+        <w:tblCellMar>
+          <w:left w:w="0" w:type="dxa"/>
+          <w:right w:w="0" w:type="dxa"/>
+        </w:tblCellMar>
+        <w:tblLook w:firstRow="0" w:lastRow="0" w:firstColumn="0" w:lastColumn="0" w:noHBand="0" w:noVBand="0" w:val="0000"/>
+      </w:tblPr>
+      <w:tblGrid>
+        <w:gridCol w:w="7920"/>
+      </w:tblGrid>
+      <w:tr>
+        <w:trPr>
+          <w:cantSplit/>
+        </w:trPr>
+        <w:tc>
+          <w:tcPr>
+            <w:tcMar>
+              <w:left w:w="144" w:type="dxa"/>
+            </w:tcMar>
+          </w:tcPr>
+          <w:p>
+            <w:pPr>
+              <w:pStyle w:val="FirstParagraph"/>
+            </w:pPr>
+            <w:pPr>
+              <w:spacing w:before="16" w:after="64"/>
+            </w:pPr>
+          </w:p>
+          <w:bookmarkStart w:id="20" w:name="def-response-types"/>
+          <w:p>
+            <w:pPr>
+              <w:pStyle w:val="BodyText"/>
+            </w:pPr>
+            <w:r>
+              <w:rPr>
+                <w:b/>
+                <w:bCs/>
+              </w:rPr>
+              <w:t xml:space="preserve">Definition 4 (Counterfactual Response Types)</w:t>
+            </w:r>
+            <w:r>
+              <w:t xml:space="preserve"> </w:t>
+            </w:r>
+            <w:r>
+              <w:t xml:space="preserve">For a binary outcome, individuals can be classified into one of four types based on their four potential outcomes:</w:t>
+            </w:r>
+          </w:p>
+          <w:p>
+            <w:pPr>
+              <w:pStyle w:val="Compact"/>
+              <w:numPr>
+                <w:ilvl w:val="0"/>
+                <w:numId w:val="1014"/>
+              </w:numPr>
+            </w:pPr>
+            <w:r>
+              <w:rPr>
+                <w:b/>
+                <w:bCs/>
+              </w:rPr>
+              <w:t xml:space="preserve">Doomed</w:t>
+            </w:r>
+            <w:r>
+              <w:t xml:space="preserve">:</w:t>
+            </w:r>
+            <w:r>
+              <w:t xml:space="preserve"> </w:t>
+            </w:r>
+            <m:oMath>
+              <m:sSup>
+                <m:e>
+                  <m:r>
+                    <m:t>Y</m:t>
+                  </m:r>
+                </m:e>
+                <m:sup>
+                  <m:r>
+                    <m:t>0</m:t>
+                  </m:r>
+                  <m:r>
+                    <m:rPr>
+                      <m:sty m:val="p"/>
+                    </m:rPr>
+                    <m:t>,</m:t>
+                  </m:r>
+                  <m:r>
+                    <m:t>0</m:t>
+                  </m:r>
+                </m:sup>
+              </m:sSup>
+              <m:r>
+                <m:rPr>
+                  <m:sty m:val="p"/>
+                </m:rPr>
+                <m:t>=</m:t>
+              </m:r>
+              <m:sSup>
+                <m:e>
+                  <m:r>
+                    <m:t>Y</m:t>
+                  </m:r>
+                </m:e>
+                <m:sup>
+                  <m:r>
+                    <m:t>1</m:t>
+                  </m:r>
+                  <m:r>
+                    <m:rPr>
+                      <m:sty m:val="p"/>
+                    </m:rPr>
+                    <m:t>,</m:t>
+                  </m:r>
+                  <m:r>
+                    <m:t>0</m:t>
+                  </m:r>
+                </m:sup>
+              </m:sSup>
+              <m:r>
+                <m:rPr>
+                  <m:sty m:val="p"/>
+                </m:rPr>
+                <m:t>=</m:t>
+              </m:r>
+              <m:sSup>
+                <m:e>
+                  <m:r>
+                    <m:t>Y</m:t>
+                  </m:r>
+                </m:e>
+                <m:sup>
+                  <m:r>
+                    <m:t>0</m:t>
+                  </m:r>
+                  <m:r>
+                    <m:rPr>
+                      <m:sty m:val="p"/>
+                    </m:rPr>
+                    <m:t>,</m:t>
+                  </m:r>
+                  <m:r>
+                    <m:t>1</m:t>
+                  </m:r>
+                </m:sup>
+              </m:sSup>
+              <m:r>
+                <m:rPr>
+                  <m:sty m:val="p"/>
+                </m:rPr>
+                <m:t>=</m:t>
+              </m:r>
+              <m:sSup>
+                <m:e>
+                  <m:r>
+                    <m:t>Y</m:t>
+                  </m:r>
+                </m:e>
+                <m:sup>
+                  <m:r>
+                    <m:t>1</m:t>
+                  </m:r>
+                  <m:r>
+                    <m:rPr>
+                      <m:sty m:val="p"/>
+                    </m:rPr>
+                    <m:t>,</m:t>
+                  </m:r>
+                  <m:r>
+                    <m:t>1</m:t>
+                  </m:r>
+                </m:sup>
+              </m:sSup>
+              <m:r>
+                <m:rPr>
+                  <m:sty m:val="p"/>
+                </m:rPr>
+                <m:t>=</m:t>
+              </m:r>
+              <m:r>
+                <m:t>1</m:t>
+              </m:r>
+            </m:oMath>
+            <w:r>
+              <w:t xml:space="preserve"> </w:t>
+            </w:r>
+            <w:r>
+              <w:t xml:space="preserve">(outcome occurs regardless of treatment)</w:t>
+            </w:r>
+          </w:p>
+          <w:p>
+            <w:pPr>
+              <w:pStyle w:val="Compact"/>
+              <w:numPr>
+                <w:ilvl w:val="0"/>
+                <w:numId w:val="1014"/>
+              </w:numPr>
+            </w:pPr>
+            <w:r>
+              <w:rPr>
+                <w:b/>
+                <w:bCs/>
+              </w:rPr>
+              <w:t xml:space="preserve">Preventive via</w:t>
+            </w:r>
+            <w:r>
+              <w:rPr>
+                <w:b/>
+                <w:bCs/>
+              </w:rPr>
+              <w:t xml:space="preserve"> </w:t>
+            </w:r>
+            <m:oMath>
+              <m:r>
+                <m:t>A</m:t>
+              </m:r>
+            </m:oMath>
+            <w:r>
+              <w:rPr>
+                <w:b/>
+                <w:bCs/>
+              </w:rPr>
+              <w:t xml:space="preserve"> </w:t>
+            </w:r>
+            <w:r>
+              <w:rPr>
+                <w:b/>
+                <w:bCs/>
+              </w:rPr>
+              <w:t xml:space="preserve">only</w:t>
+            </w:r>
+            <w:r>
+              <w:t xml:space="preserve">:</w:t>
+            </w:r>
+            <w:r>
+              <w:t xml:space="preserve"> </w:t>
+            </w:r>
+            <m:oMath>
+              <m:sSup>
+                <m:e>
+                  <m:r>
+                    <m:t>Y</m:t>
+                  </m:r>
+                </m:e>
+                <m:sup>
+                  <m:r>
+                    <m:t>0</m:t>
+                  </m:r>
+                  <m:r>
+                    <m:rPr>
+                      <m:sty m:val="p"/>
+                    </m:rPr>
+                    <m:t>,</m:t>
+                  </m:r>
+                  <m:r>
+                    <m:t>0</m:t>
+                  </m:r>
+                </m:sup>
+              </m:sSup>
+              <m:r>
+                <m:rPr>
+                  <m:sty m:val="p"/>
+                </m:rPr>
+                <m:t>=</m:t>
+              </m:r>
+              <m:sSup>
+                <m:e>
+                  <m:r>
+                    <m:t>Y</m:t>
+                  </m:r>
+                </m:e>
+                <m:sup>
+                  <m:r>
+                    <m:t>0</m:t>
+                  </m:r>
+                  <m:r>
+                    <m:rPr>
+                      <m:sty m:val="p"/>
+                    </m:rPr>
+                    <m:t>,</m:t>
+                  </m:r>
+                  <m:r>
+                    <m:t>1</m:t>
+                  </m:r>
+                </m:sup>
+              </m:sSup>
+              <m:r>
+                <m:rPr>
+                  <m:sty m:val="p"/>
+                </m:rPr>
+                <m:t>=</m:t>
+              </m:r>
+              <m:r>
+                <m:t>1</m:t>
+              </m:r>
+            </m:oMath>
+            <w:r>
+              <w:t xml:space="preserve">, but</w:t>
+            </w:r>
+            <w:r>
+              <w:t xml:space="preserve"> </w:t>
+            </w:r>
+            <m:oMath>
+              <m:sSup>
+                <m:e>
+                  <m:r>
+                    <m:t>Y</m:t>
+                  </m:r>
+                </m:e>
+                <m:sup>
+                  <m:r>
+                    <m:t>1</m:t>
+                  </m:r>
+                  <m:r>
+                    <m:rPr>
+                      <m:sty m:val="p"/>
+                    </m:rPr>
+                    <m:t>,</m:t>
+                  </m:r>
+                  <m:r>
+                    <m:t>0</m:t>
+                  </m:r>
+                </m:sup>
+              </m:sSup>
+              <m:r>
+                <m:rPr>
+                  <m:sty m:val="p"/>
+                </m:rPr>
+                <m:t>=</m:t>
+              </m:r>
+              <m:sSup>
+                <m:e>
+                  <m:r>
+                    <m:t>Y</m:t>
+                  </m:r>
+                </m:e>
+                <m:sup>
+                  <m:r>
+                    <m:t>1</m:t>
+                  </m:r>
+                  <m:r>
+                    <m:rPr>
+                      <m:sty m:val="p"/>
+                    </m:rPr>
+                    <m:t>,</m:t>
+                  </m:r>
+                  <m:r>
+                    <m:t>1</m:t>
+                  </m:r>
+                </m:sup>
+              </m:sSup>
+              <m:r>
+                <m:rPr>
+                  <m:sty m:val="p"/>
+                </m:rPr>
+                <m:t>=</m:t>
+              </m:r>
+              <m:r>
+                <m:t>0</m:t>
+              </m:r>
+            </m:oMath>
+          </w:p>
+          <w:p>
+            <w:pPr>
+              <w:pStyle w:val="Compact"/>
+              <w:numPr>
+                <w:ilvl w:val="0"/>
+                <w:numId w:val="1014"/>
+              </w:numPr>
+            </w:pPr>
+            <w:r>
+              <w:rPr>
+                <w:b/>
+                <w:bCs/>
+              </w:rPr>
+              <w:t xml:space="preserve">Preventive via</w:t>
+            </w:r>
+            <w:r>
+              <w:rPr>
+                <w:b/>
+                <w:bCs/>
+              </w:rPr>
+              <w:t xml:space="preserve"> </w:t>
+            </w:r>
+            <m:oMath>
+              <m:r>
+                <m:t>E</m:t>
+              </m:r>
+            </m:oMath>
+            <w:r>
+              <w:rPr>
+                <w:b/>
+                <w:bCs/>
+              </w:rPr>
+              <w:t xml:space="preserve"> </w:t>
+            </w:r>
+            <w:r>
+              <w:rPr>
+                <w:b/>
+                <w:bCs/>
+              </w:rPr>
+              <w:t xml:space="preserve">only</w:t>
+            </w:r>
+            <w:r>
+              <w:t xml:space="preserve">:</w:t>
+            </w:r>
+            <w:r>
+              <w:t xml:space="preserve"> </w:t>
+            </w:r>
+            <m:oMath>
+              <m:sSup>
+                <m:e>
+                  <m:r>
+                    <m:t>Y</m:t>
+                  </m:r>
+                </m:e>
+                <m:sup>
+                  <m:r>
+                    <m:t>0</m:t>
+                  </m:r>
+                  <m:r>
+                    <m:rPr>
+                      <m:sty m:val="p"/>
+                    </m:rPr>
+                    <m:t>,</m:t>
+                  </m:r>
+                  <m:r>
+                    <m:t>0</m:t>
+                  </m:r>
+                </m:sup>
+              </m:sSup>
+              <m:r>
+                <m:rPr>
+                  <m:sty m:val="p"/>
+                </m:rPr>
+                <m:t>=</m:t>
+              </m:r>
+              <m:sSup>
+                <m:e>
+                  <m:r>
+                    <m:t>Y</m:t>
+                  </m:r>
+                </m:e>
+                <m:sup>
+                  <m:r>
+                    <m:t>1</m:t>
+                  </m:r>
+                  <m:r>
+                    <m:rPr>
+                      <m:sty m:val="p"/>
+                    </m:rPr>
+                    <m:t>,</m:t>
+                  </m:r>
+                  <m:r>
+                    <m:t>0</m:t>
+                  </m:r>
+                </m:sup>
+              </m:sSup>
+              <m:r>
+                <m:rPr>
+                  <m:sty m:val="p"/>
+                </m:rPr>
+                <m:t>=</m:t>
+              </m:r>
+              <m:r>
+                <m:t>1</m:t>
+              </m:r>
+            </m:oMath>
+            <w:r>
+              <w:t xml:space="preserve">, but</w:t>
+            </w:r>
+            <w:r>
+              <w:t xml:space="preserve"> </w:t>
+            </w:r>
+            <m:oMath>
+              <m:sSup>
+                <m:e>
+                  <m:r>
+                    <m:t>Y</m:t>
+                  </m:r>
+                </m:e>
+                <m:sup>
+                  <m:r>
+                    <m:t>0</m:t>
+                  </m:r>
+                  <m:r>
+                    <m:rPr>
+                      <m:sty m:val="p"/>
+                    </m:rPr>
+                    <m:t>,</m:t>
+                  </m:r>
+                  <m:r>
+                    <m:t>1</m:t>
+                  </m:r>
+                </m:sup>
+              </m:sSup>
+              <m:r>
+                <m:rPr>
+                  <m:sty m:val="p"/>
+                </m:rPr>
+                <m:t>=</m:t>
+              </m:r>
+              <m:sSup>
+                <m:e>
+                  <m:r>
+                    <m:t>Y</m:t>
+                  </m:r>
+                </m:e>
+                <m:sup>
+                  <m:r>
+                    <m:t>1</m:t>
+                  </m:r>
+                  <m:r>
+                    <m:rPr>
+                      <m:sty m:val="p"/>
+                    </m:rPr>
+                    <m:t>,</m:t>
+                  </m:r>
+                  <m:r>
+                    <m:t>1</m:t>
+                  </m:r>
+                </m:sup>
+              </m:sSup>
+              <m:r>
+                <m:rPr>
+                  <m:sty m:val="p"/>
+                </m:rPr>
+                <m:t>=</m:t>
+              </m:r>
+              <m:r>
+                <m:t>0</m:t>
+              </m:r>
+            </m:oMath>
+          </w:p>
+          <w:p>
+            <w:pPr>
+              <w:pStyle w:val="Compact"/>
+              <w:numPr>
+                <w:ilvl w:val="0"/>
+                <w:numId w:val="1014"/>
+              </w:numPr>
+            </w:pPr>
+            <w:r>
+              <w:rPr>
+                <w:b/>
+                <w:bCs/>
+              </w:rPr>
+              <w:t xml:space="preserve">Preventive via both</w:t>
+            </w:r>
+            <w:r>
+              <w:t xml:space="preserve">:</w:t>
+            </w:r>
+            <w:r>
+              <w:t xml:space="preserve"> </w:t>
+            </w:r>
+            <m:oMath>
+              <m:sSup>
+                <m:e>
+                  <m:r>
+                    <m:t>Y</m:t>
+                  </m:r>
+                </m:e>
+                <m:sup>
+                  <m:r>
+                    <m:t>0</m:t>
+                  </m:r>
+                  <m:r>
+                    <m:rPr>
+                      <m:sty m:val="p"/>
+                    </m:rPr>
+                    <m:t>,</m:t>
+                  </m:r>
+                  <m:r>
+                    <m:t>0</m:t>
+                  </m:r>
+                </m:sup>
+              </m:sSup>
+              <m:r>
+                <m:rPr>
+                  <m:sty m:val="p"/>
+                </m:rPr>
+                <m:t>=</m:t>
+              </m:r>
+              <m:r>
+                <m:t>1</m:t>
+              </m:r>
+            </m:oMath>
+            <w:r>
+              <w:t xml:space="preserve">, but</w:t>
+            </w:r>
+            <w:r>
+              <w:t xml:space="preserve"> </w:t>
+            </w:r>
+            <m:oMath>
+              <m:sSup>
+                <m:e>
+                  <m:r>
+                    <m:t>Y</m:t>
+                  </m:r>
+                </m:e>
+                <m:sup>
+                  <m:r>
+                    <m:t>1</m:t>
+                  </m:r>
+                  <m:r>
+                    <m:rPr>
+                      <m:sty m:val="p"/>
+                    </m:rPr>
+                    <m:t>,</m:t>
+                  </m:r>
+                  <m:r>
+                    <m:t>0</m:t>
+                  </m:r>
+                </m:sup>
+              </m:sSup>
+              <m:r>
+                <m:rPr>
+                  <m:sty m:val="p"/>
+                </m:rPr>
+                <m:t>=</m:t>
+              </m:r>
+              <m:sSup>
+                <m:e>
+                  <m:r>
+                    <m:t>Y</m:t>
+                  </m:r>
+                </m:e>
+                <m:sup>
+                  <m:r>
+                    <m:t>0</m:t>
+                  </m:r>
+                  <m:r>
+                    <m:rPr>
+                      <m:sty m:val="p"/>
+                    </m:rPr>
+                    <m:t>,</m:t>
+                  </m:r>
+                  <m:r>
+                    <m:t>1</m:t>
+                  </m:r>
+                </m:sup>
+              </m:sSup>
+              <m:r>
+                <m:rPr>
+                  <m:sty m:val="p"/>
+                </m:rPr>
+                <m:t>=</m:t>
+              </m:r>
+              <m:sSup>
+                <m:e>
+                  <m:r>
+                    <m:t>Y</m:t>
+                  </m:r>
+                </m:e>
+                <m:sup>
+                  <m:r>
+                    <m:t>1</m:t>
+                  </m:r>
+                  <m:r>
+                    <m:rPr>
+                      <m:sty m:val="p"/>
+                    </m:rPr>
+                    <m:t>,</m:t>
+                  </m:r>
+                  <m:r>
+                    <m:t>1</m:t>
+                  </m:r>
+                </m:sup>
+              </m:sSup>
+              <m:r>
+                <m:rPr>
+                  <m:sty m:val="p"/>
+                </m:rPr>
+                <m:t>=</m:t>
+              </m:r>
+              <m:r>
+                <m:t>0</m:t>
+              </m:r>
+            </m:oMath>
+          </w:p>
+          <w:p>
+            <w:pPr>
+              <w:pStyle w:val="Compact"/>
+              <w:numPr>
+                <w:ilvl w:val="0"/>
+                <w:numId w:val="1014"/>
+              </w:numPr>
+            </w:pPr>
+            <w:r>
+              <w:rPr>
+                <w:b/>
+                <w:bCs/>
+              </w:rPr>
+              <w:t xml:space="preserve">Immune</w:t>
+            </w:r>
+            <w:r>
+              <w:t xml:space="preserve">:</w:t>
+            </w:r>
+            <w:r>
+              <w:t xml:space="preserve"> </w:t>
+            </w:r>
+            <m:oMath>
+              <m:sSup>
+                <m:e>
+                  <m:r>
+                    <m:t>Y</m:t>
+                  </m:r>
+                </m:e>
+                <m:sup>
+                  <m:r>
+                    <m:t>0</m:t>
+                  </m:r>
+                  <m:r>
+                    <m:rPr>
+                      <m:sty m:val="p"/>
+                    </m:rPr>
+                    <m:t>,</m:t>
+                  </m:r>
+                  <m:r>
+                    <m:t>0</m:t>
+                  </m:r>
+                </m:sup>
+              </m:sSup>
+              <m:r>
+                <m:rPr>
+                  <m:sty m:val="p"/>
+                </m:rPr>
+                <m:t>=</m:t>
+              </m:r>
+              <m:sSup>
+                <m:e>
+                  <m:r>
+                    <m:t>Y</m:t>
+                  </m:r>
+                </m:e>
+                <m:sup>
+                  <m:r>
+                    <m:t>1</m:t>
+                  </m:r>
+                  <m:r>
+                    <m:rPr>
+                      <m:sty m:val="p"/>
+                    </m:rPr>
+                    <m:t>,</m:t>
+                  </m:r>
+                  <m:r>
+                    <m:t>0</m:t>
+                  </m:r>
+                </m:sup>
+              </m:sSup>
+              <m:r>
+                <m:rPr>
+                  <m:sty m:val="p"/>
+                </m:rPr>
+                <m:t>=</m:t>
+              </m:r>
+              <m:sSup>
+                <m:e>
+                  <m:r>
+                    <m:t>Y</m:t>
+                  </m:r>
+                </m:e>
+                <m:sup>
+                  <m:r>
+                    <m:t>0</m:t>
+                  </m:r>
+                  <m:r>
+                    <m:rPr>
+                      <m:sty m:val="p"/>
+                    </m:rPr>
+                    <m:t>,</m:t>
+                  </m:r>
+                  <m:r>
+                    <m:t>1</m:t>
+                  </m:r>
+                </m:sup>
+              </m:sSup>
+              <m:r>
+                <m:rPr>
+                  <m:sty m:val="p"/>
+                </m:rPr>
+                <m:t>=</m:t>
+              </m:r>
+              <m:sSup>
+                <m:e>
+                  <m:r>
+                    <m:t>Y</m:t>
+                  </m:r>
+                </m:e>
+                <m:sup>
+                  <m:r>
+                    <m:t>1</m:t>
+                  </m:r>
+                  <m:r>
+                    <m:rPr>
+                      <m:sty m:val="p"/>
+                    </m:rPr>
+                    <m:t>,</m:t>
+                  </m:r>
+                  <m:r>
+                    <m:t>1</m:t>
+                  </m:r>
+                </m:sup>
+              </m:sSup>
+              <m:r>
+                <m:rPr>
+                  <m:sty m:val="p"/>
+                </m:rPr>
+                <m:t>=</m:t>
+              </m:r>
+              <m:r>
+                <m:t>0</m:t>
+              </m:r>
+            </m:oMath>
+            <w:r>
+              <w:t xml:space="preserve"> </w:t>
+            </w:r>
+            <w:r>
+              <w:t xml:space="preserve">(outcome never occurs)</w:t>
+            </w:r>
+          </w:p>
+          <w:bookmarkEnd w:id="20"/>
+        </w:tc>
+      </w:tr>
+    </w:tbl>
     <w:p>
       <w:pPr>
         <w:pStyle w:val="FirstParagraph"/>
       </w:pPr>
-      <w:r>
-        <w:t xml:space="preserve">For a binary outcome, individuals can be classified into one of four types based on their four potential outcomes:</w:t>
-      </w:r>
-    </w:p>
-    <w:p>
-      <w:pPr>
-        <w:pStyle w:val="Compact"/>
-        <w:numPr>
-          <w:ilvl w:val="0"/>
-          <w:numId w:val="1014"/>
-        </w:numPr>
-      </w:pPr>
-      <w:r>
-        <w:rPr>
-          <w:b/>
-          <w:bCs/>
-        </w:rPr>
-        <w:t xml:space="preserve">Doomed</w:t>
-      </w:r>
-      <w:r>
-        <w:t xml:space="preserve">:</w:t>
-      </w:r>
-      <w:r>
-        <w:t xml:space="preserve"> </w:t>
-      </w:r>
-      <m:oMath>
-        <m:sSup>
-          <m:e>
-            <m:r>
-              <m:t>Y</m:t>
-            </m:r>
-          </m:e>
-          <m:sup>
-            <m:r>
-              <m:t>0</m:t>
-            </m:r>
-            <m:r>
-              <m:rPr>
-                <m:sty m:val="p"/>
-              </m:rPr>
-              <m:t>,</m:t>
-            </m:r>
-            <m:r>
-              <m:t>0</m:t>
-            </m:r>
-          </m:sup>
-        </m:sSup>
-        <m:r>
-          <m:rPr>
-            <m:sty m:val="p"/>
-          </m:rPr>
-          <m:t>=</m:t>
-        </m:r>
-        <m:sSup>
-          <m:e>
-            <m:r>
-              <m:t>Y</m:t>
-            </m:r>
-          </m:e>
-          <m:sup>
-            <m:r>
-              <m:t>1</m:t>
-            </m:r>
-            <m:r>
-              <m:rPr>
-                <m:sty m:val="p"/>
-              </m:rPr>
-              <m:t>,</m:t>
-            </m:r>
-            <m:r>
-              <m:t>0</m:t>
-            </m:r>
-          </m:sup>
-        </m:sSup>
-        <m:r>
-          <m:rPr>
-            <m:sty m:val="p"/>
-          </m:rPr>
-          <m:t>=</m:t>
-        </m:r>
-        <m:sSup>
-          <m:e>
-            <m:r>
-              <m:t>Y</m:t>
-            </m:r>
-          </m:e>
-          <m:sup>
-            <m:r>
-              <m:t>0</m:t>
-            </m:r>
-            <m:r>
-              <m:rPr>
-                <m:sty m:val="p"/>
-              </m:rPr>
-              <m:t>,</m:t>
-            </m:r>
-            <m:r>
-              <m:t>1</m:t>
-            </m:r>
-          </m:sup>
-        </m:sSup>
-        <m:r>
-          <m:rPr>
-            <m:sty m:val="p"/>
-          </m:rPr>
-          <m:t>=</m:t>
-        </m:r>
-        <m:sSup>
-          <m:e>
-            <m:r>
-              <m:t>Y</m:t>
-            </m:r>
-          </m:e>
-          <m:sup>
-            <m:r>
-              <m:t>1</m:t>
-            </m:r>
-            <m:r>
-              <m:rPr>
-                <m:sty m:val="p"/>
-              </m:rPr>
-              <m:t>,</m:t>
-            </m:r>
-            <m:r>
-              <m:t>1</m:t>
-            </m:r>
-          </m:sup>
-        </m:sSup>
-        <m:r>
-          <m:rPr>
-            <m:sty m:val="p"/>
-          </m:rPr>
-          <m:t>=</m:t>
-        </m:r>
-        <m:r>
-          <m:t>1</m:t>
-        </m:r>
-      </m:oMath>
-      <w:r>
-        <w:t xml:space="preserve"> </w:t>
-      </w:r>
-      <w:r>
-        <w:t xml:space="preserve">(outcome occurs regardless of treatment)</w:t>
-      </w:r>
-    </w:p>
-    <w:p>
-      <w:pPr>
-        <w:pStyle w:val="Compact"/>
-        <w:numPr>
-          <w:ilvl w:val="0"/>
-          <w:numId w:val="1014"/>
-        </w:numPr>
-      </w:pPr>
-      <w:r>
-        <w:rPr>
-          <w:b/>
-          <w:bCs/>
-        </w:rPr>
-        <w:t xml:space="preserve">Preventive via</w:t>
-      </w:r>
-      <w:r>
-        <w:rPr>
-          <w:b/>
-          <w:bCs/>
-        </w:rPr>
-        <w:t xml:space="preserve"> </w:t>
-      </w:r>
-      <m:oMath>
-        <m:r>
-          <m:t>A</m:t>
-        </m:r>
-      </m:oMath>
-      <w:r>
-        <w:rPr>
-          <w:b/>
-          <w:bCs/>
-        </w:rPr>
-        <w:t xml:space="preserve"> </w:t>
-      </w:r>
-      <w:r>
-        <w:rPr>
-          <w:b/>
-          <w:bCs/>
-        </w:rPr>
-        <w:t xml:space="preserve">only</w:t>
-      </w:r>
-      <w:r>
-        <w:t xml:space="preserve">:</w:t>
-      </w:r>
-      <w:r>
-        <w:t xml:space="preserve"> </w:t>
-      </w:r>
-      <m:oMath>
-        <m:sSup>
-          <m:e>
-            <m:r>
-              <m:t>Y</m:t>
-            </m:r>
-          </m:e>
-          <m:sup>
-            <m:r>
-              <m:t>0</m:t>
-            </m:r>
-            <m:r>
-              <m:rPr>
-                <m:sty m:val="p"/>
-              </m:rPr>
-              <m:t>,</m:t>
-            </m:r>
-            <m:r>
-              <m:t>0</m:t>
-            </m:r>
-          </m:sup>
-        </m:sSup>
-        <m:r>
-          <m:rPr>
-            <m:sty m:val="p"/>
-          </m:rPr>
-          <m:t>=</m:t>
-        </m:r>
-        <m:sSup>
-          <m:e>
-            <m:r>
-              <m:t>Y</m:t>
-            </m:r>
-          </m:e>
-          <m:sup>
-            <m:r>
-              <m:t>0</m:t>
-            </m:r>
-            <m:r>
-              <m:rPr>
-                <m:sty m:val="p"/>
-              </m:rPr>
-              <m:t>,</m:t>
-            </m:r>
-            <m:r>
-              <m:t>1</m:t>
-            </m:r>
-          </m:sup>
-        </m:sSup>
-        <m:r>
-          <m:rPr>
-            <m:sty m:val="p"/>
-          </m:rPr>
-          <m:t>=</m:t>
-        </m:r>
-        <m:r>
-          <m:t>1</m:t>
-        </m:r>
-      </m:oMath>
-      <w:r>
-        <w:t xml:space="preserve">, but</w:t>
-      </w:r>
-      <w:r>
-        <w:t xml:space="preserve"> </w:t>
-      </w:r>
-      <m:oMath>
-        <m:sSup>
-          <m:e>
-            <m:r>
-              <m:t>Y</m:t>
-            </m:r>
-          </m:e>
-          <m:sup>
-            <m:r>
-              <m:t>1</m:t>
-            </m:r>
-            <m:r>
-              <m:rPr>
-                <m:sty m:val="p"/>
-              </m:rPr>
-              <m:t>,</m:t>
-            </m:r>
-            <m:r>
-              <m:t>0</m:t>
-            </m:r>
-          </m:sup>
-        </m:sSup>
-        <m:r>
-          <m:rPr>
-            <m:sty m:val="p"/>
-          </m:rPr>
-          <m:t>=</m:t>
-        </m:r>
-        <m:sSup>
-          <m:e>
-            <m:r>
-              <m:t>Y</m:t>
-            </m:r>
-          </m:e>
-          <m:sup>
-            <m:r>
-              <m:t>1</m:t>
-            </m:r>
-            <m:r>
-              <m:rPr>
-                <m:sty m:val="p"/>
-              </m:rPr>
-              <m:t>,</m:t>
-            </m:r>
-            <m:r>
-              <m:t>1</m:t>
-            </m:r>
-          </m:sup>
-        </m:sSup>
-        <m:r>
-          <m:rPr>
-            <m:sty m:val="p"/>
-          </m:rPr>
-          <m:t>=</m:t>
-        </m:r>
-        <m:r>
-          <m:t>0</m:t>
-        </m:r>
-      </m:oMath>
-    </w:p>
-    <w:p>
-      <w:pPr>
-        <w:pStyle w:val="Compact"/>
-        <w:numPr>
-          <w:ilvl w:val="0"/>
-          <w:numId w:val="1014"/>
-        </w:numPr>
-      </w:pPr>
-      <w:r>
-        <w:rPr>
-          <w:b/>
-          <w:bCs/>
-        </w:rPr>
-        <w:t xml:space="preserve">Preventive via</w:t>
-      </w:r>
-      <w:r>
-        <w:rPr>
-          <w:b/>
-          <w:bCs/>
-        </w:rPr>
-        <w:t xml:space="preserve"> </w:t>
-      </w:r>
-      <m:oMath>
-        <m:r>
-          <m:t>E</m:t>
-        </m:r>
-      </m:oMath>
-      <w:r>
-        <w:rPr>
-          <w:b/>
-          <w:bCs/>
-        </w:rPr>
-        <w:t xml:space="preserve"> </w:t>
-      </w:r>
-      <w:r>
-        <w:rPr>
-          <w:b/>
-          <w:bCs/>
-        </w:rPr>
-        <w:t xml:space="preserve">only</w:t>
-      </w:r>
-      <w:r>
-        <w:t xml:space="preserve">:</w:t>
-      </w:r>
-      <w:r>
-        <w:t xml:space="preserve"> </w:t>
-      </w:r>
-      <m:oMath>
-        <m:sSup>
-          <m:e>
-            <m:r>
-              <m:t>Y</m:t>
-            </m:r>
-          </m:e>
-          <m:sup>
-            <m:r>
-              <m:t>0</m:t>
-            </m:r>
-            <m:r>
-              <m:rPr>
-                <m:sty m:val="p"/>
-              </m:rPr>
-              <m:t>,</m:t>
-            </m:r>
-            <m:r>
-              <m:t>0</m:t>
-            </m:r>
-          </m:sup>
-        </m:sSup>
-        <m:r>
-          <m:rPr>
-            <m:sty m:val="p"/>
-          </m:rPr>
-          <m:t>=</m:t>
-        </m:r>
-        <m:sSup>
-          <m:e>
-            <m:r>
-              <m:t>Y</m:t>
-            </m:r>
-          </m:e>
-          <m:sup>
-            <m:r>
-              <m:t>1</m:t>
-            </m:r>
-            <m:r>
-              <m:rPr>
-                <m:sty m:val="p"/>
-              </m:rPr>
-              <m:t>,</m:t>
-            </m:r>
-            <m:r>
-              <m:t>0</m:t>
-            </m:r>
-          </m:sup>
-        </m:sSup>
-        <m:r>
-          <m:rPr>
-            <m:sty m:val="p"/>
-          </m:rPr>
-          <m:t>=</m:t>
-        </m:r>
-        <m:r>
-          <m:t>1</m:t>
-        </m:r>
-      </m:oMath>
-      <w:r>
-        <w:t xml:space="preserve">, but</w:t>
-      </w:r>
-      <w:r>
-        <w:t xml:space="preserve"> </w:t>
-      </w:r>
-      <m:oMath>
-        <m:sSup>
-          <m:e>
-            <m:r>
-              <m:t>Y</m:t>
-            </m:r>
-          </m:e>
-          <m:sup>
-            <m:r>
-              <m:t>0</m:t>
-            </m:r>
-            <m:r>
-              <m:rPr>
-                <m:sty m:val="p"/>
-              </m:rPr>
-              <m:t>,</m:t>
-            </m:r>
-            <m:r>
-              <m:t>1</m:t>
-            </m:r>
-          </m:sup>
-        </m:sSup>
-        <m:r>
-          <m:rPr>
-            <m:sty m:val="p"/>
-          </m:rPr>
-          <m:t>=</m:t>
-        </m:r>
-        <m:sSup>
-          <m:e>
-            <m:r>
-              <m:t>Y</m:t>
-            </m:r>
-          </m:e>
-          <m:sup>
-            <m:r>
-              <m:t>1</m:t>
-            </m:r>
-            <m:r>
-              <m:rPr>
-                <m:sty m:val="p"/>
-              </m:rPr>
-              <m:t>,</m:t>
-            </m:r>
-            <m:r>
-              <m:t>1</m:t>
-            </m:r>
-          </m:sup>
-        </m:sSup>
-        <m:r>
-          <m:rPr>
-            <m:sty m:val="p"/>
-          </m:rPr>
-          <m:t>=</m:t>
-        </m:r>
-        <m:r>
-          <m:t>0</m:t>
-        </m:r>
-      </m:oMath>
-    </w:p>
-    <w:p>
-      <w:pPr>
-        <w:pStyle w:val="Compact"/>
-        <w:numPr>
-          <w:ilvl w:val="0"/>
-          <w:numId w:val="1014"/>
-        </w:numPr>
-      </w:pPr>
-      <w:r>
-        <w:rPr>
-          <w:b/>
-          <w:bCs/>
-        </w:rPr>
-        <w:t xml:space="preserve">Preventive via both</w:t>
-      </w:r>
-      <w:r>
-        <w:t xml:space="preserve">:</w:t>
-      </w:r>
-      <w:r>
-        <w:t xml:space="preserve"> </w:t>
-      </w:r>
-      <m:oMath>
-        <m:sSup>
-          <m:e>
-            <m:r>
-              <m:t>Y</m:t>
-            </m:r>
-          </m:e>
-          <m:sup>
-            <m:r>
-              <m:t>0</m:t>
-            </m:r>
-            <m:r>
-              <m:rPr>
-                <m:sty m:val="p"/>
-              </m:rPr>
-              <m:t>,</m:t>
-            </m:r>
-            <m:r>
-              <m:t>0</m:t>
-            </m:r>
-          </m:sup>
-        </m:sSup>
-        <m:r>
-          <m:rPr>
-            <m:sty m:val="p"/>
-          </m:rPr>
-          <m:t>=</m:t>
-        </m:r>
-        <m:r>
-          <m:t>1</m:t>
-        </m:r>
-      </m:oMath>
-      <w:r>
-        <w:t xml:space="preserve">, but</w:t>
-      </w:r>
-      <w:r>
-        <w:t xml:space="preserve"> </w:t>
-      </w:r>
-      <m:oMath>
-        <m:sSup>
-          <m:e>
-            <m:r>
-              <m:t>Y</m:t>
-            </m:r>
-          </m:e>
-          <m:sup>
-            <m:r>
-              <m:t>1</m:t>
-            </m:r>
-            <m:r>
-              <m:rPr>
-                <m:sty m:val="p"/>
-              </m:rPr>
-              <m:t>,</m:t>
-            </m:r>
-            <m:r>
-              <m:t>0</m:t>
-            </m:r>
-          </m:sup>
-        </m:sSup>
-        <m:r>
-          <m:rPr>
-            <m:sty m:val="p"/>
-          </m:rPr>
-          <m:t>=</m:t>
-        </m:r>
-        <m:sSup>
-          <m:e>
-            <m:r>
-              <m:t>Y</m:t>
-            </m:r>
-          </m:e>
-          <m:sup>
-            <m:r>
-              <m:t>0</m:t>
-            </m:r>
-            <m:r>
-              <m:rPr>
-                <m:sty m:val="p"/>
-              </m:rPr>
-              <m:t>,</m:t>
-            </m:r>
-            <m:r>
-              <m:t>1</m:t>
-            </m:r>
-          </m:sup>
-        </m:sSup>
-        <m:r>
-          <m:rPr>
-            <m:sty m:val="p"/>
-          </m:rPr>
-          <m:t>=</m:t>
-        </m:r>
-        <m:sSup>
-          <m:e>
-            <m:r>
-              <m:t>Y</m:t>
-            </m:r>
-          </m:e>
-          <m:sup>
-            <m:r>
-              <m:t>1</m:t>
-            </m:r>
-            <m:r>
-              <m:rPr>
-                <m:sty m:val="p"/>
-              </m:rPr>
-              <m:t>,</m:t>
-            </m:r>
-            <m:r>
-              <m:t>1</m:t>
-            </m:r>
-          </m:sup>
-        </m:sSup>
-        <m:r>
-          <m:rPr>
-            <m:sty m:val="p"/>
-          </m:rPr>
-          <m:t>=</m:t>
-        </m:r>
-        <m:r>
-          <m:t>0</m:t>
-        </m:r>
-      </m:oMath>
-    </w:p>
-    <w:p>
-      <w:pPr>
-        <w:pStyle w:val="Compact"/>
-        <w:numPr>
-          <w:ilvl w:val="0"/>
-          <w:numId w:val="1014"/>
-        </w:numPr>
-      </w:pPr>
-      <w:r>
-        <w:rPr>
-          <w:b/>
-          <w:bCs/>
-        </w:rPr>
-        <w:t xml:space="preserve">Immune</w:t>
-      </w:r>
-      <w:r>
-        <w:t xml:space="preserve">:</w:t>
-      </w:r>
-      <w:r>
-        <w:t xml:space="preserve"> </w:t>
-      </w:r>
-      <m:oMath>
-        <m:sSup>
-          <m:e>
-            <m:r>
-              <m:t>Y</m:t>
-            </m:r>
-          </m:e>
-          <m:sup>
-            <m:r>
-              <m:t>0</m:t>
-            </m:r>
-            <m:r>
-              <m:rPr>
-                <m:sty m:val="p"/>
-              </m:rPr>
-              <m:t>,</m:t>
-            </m:r>
-            <m:r>
-              <m:t>0</m:t>
-            </m:r>
-          </m:sup>
-        </m:sSup>
-        <m:r>
-          <m:rPr>
-            <m:sty m:val="p"/>
-          </m:rPr>
-          <m:t>=</m:t>
-        </m:r>
-        <m:sSup>
-          <m:e>
-            <m:r>
-              <m:t>Y</m:t>
-            </m:r>
-          </m:e>
-          <m:sup>
-            <m:r>
-              <m:t>1</m:t>
-            </m:r>
-            <m:r>
-              <m:rPr>
-                <m:sty m:val="p"/>
-              </m:rPr>
-              <m:t>,</m:t>
-            </m:r>
-            <m:r>
-              <m:t>0</m:t>
-            </m:r>
-          </m:sup>
-        </m:sSup>
-        <m:r>
-          <m:rPr>
-            <m:sty m:val="p"/>
-          </m:rPr>
-          <m:t>=</m:t>
-        </m:r>
-        <m:sSup>
-          <m:e>
-            <m:r>
-              <m:t>Y</m:t>
-            </m:r>
-          </m:e>
-          <m:sup>
-            <m:r>
-              <m:t>0</m:t>
-            </m:r>
-            <m:r>
-              <m:rPr>
-                <m:sty m:val="p"/>
-              </m:rPr>
-              <m:t>,</m:t>
-            </m:r>
-            <m:r>
-              <m:t>1</m:t>
-            </m:r>
-          </m:sup>
-        </m:sSup>
-        <m:r>
-          <m:rPr>
-            <m:sty m:val="p"/>
-          </m:rPr>
-          <m:t>=</m:t>
-        </m:r>
-        <m:sSup>
-          <m:e>
-            <m:r>
-              <m:t>Y</m:t>
-            </m:r>
-          </m:e>
-          <m:sup>
-            <m:r>
-              <m:t>1</m:t>
-            </m:r>
-            <m:r>
-              <m:rPr>
-                <m:sty m:val="p"/>
-              </m:rPr>
-              <m:t>,</m:t>
-            </m:r>
-            <m:r>
-              <m:t>1</m:t>
-            </m:r>
-          </m:sup>
-        </m:sSup>
-        <m:r>
-          <m:rPr>
-            <m:sty m:val="p"/>
-          </m:rPr>
-          <m:t>=</m:t>
-        </m:r>
-        <m:r>
-          <m:t>0</m:t>
-        </m:r>
-      </m:oMath>
-      <w:r>
-        <w:t xml:space="preserve"> </w:t>
-      </w:r>
-      <w:r>
-        <w:t xml:space="preserve">(outcome never occurs)</w:t>
-      </w:r>
-    </w:p>
-    <w:p>
-      <w:pPr>
-        <w:pStyle w:val="FirstParagraph"/>
-      </w:pPr>
-      <w:r>
-        <w:t xml:space="preserve">And several other combinations…</w:t>
-      </w:r>
-    </w:p>
-    <w:p>
-      <w:pPr>
-        <w:pStyle w:val="BodyText"/>
-      </w:pPr>
-      <w:r>
-        <w:t xml:space="preserve">Actually, with four binary potential outcomes, there are</w:t>
-      </w:r>
-      <w:r>
-        <w:t xml:space="preserve"> </w:t>
-      </w:r>
+      <w:ins w:id="69" w:author="PR Preview" w:date="2024-01-01T00:00:00Z">
+        <w:r>
+          <w:t xml:space="preserve">With four binary potential outcomes there are, more generally,</w:t>
+        </w:r>
+      </w:ins>
+      <w:ins w:id="69" w:author="PR Preview" w:date="2024-01-01T00:00:00Z">
+        <w:r>
+          <w:t xml:space="preserve"> </w:t>
+        </w:r>
+      </w:ins>
       <m:oMath>
         <m:sSup>
           <m:e>
@@ -5318,133 +5415,16 @@
           <m:t>16</m:t>
         </m:r>
       </m:oMath>
-      <w:r>
-        <w:t xml:space="preserve"> </w:t>
-      </w:r>
-      <w:r>
-        <w:t xml:space="preserve">possible response types. Many of these correspond to various patterns of interaction:</w:t>
-      </w:r>
-    </w:p>
-    <w:p>
-      <w:pPr>
-        <w:pStyle w:val="Compact"/>
-        <w:numPr>
-          <w:ilvl w:val="0"/>
-          <w:numId w:val="1015"/>
-        </w:numPr>
-      </w:pPr>
-      <w:r>
-        <w:rPr>
-          <w:b/>
-          <w:bCs/>
-        </w:rPr>
-        <w:t xml:space="preserve">Synergistic</w:t>
-      </w:r>
-      <w:r>
-        <w:t xml:space="preserve"> </w:t>
-      </w:r>
-      <w:r>
-        <w:t xml:space="preserve">types: Individuals for whom the outcome is prevented only by the combination of both treatments</w:t>
-      </w:r>
-    </w:p>
-    <w:p>
-      <w:pPr>
-        <w:pStyle w:val="Compact"/>
-        <w:numPr>
-          <w:ilvl w:val="0"/>
-          <w:numId w:val="1015"/>
-        </w:numPr>
-      </w:pPr>
-      <w:r>
-        <w:rPr>
-          <w:b/>
-          <w:bCs/>
-        </w:rPr>
-        <w:t xml:space="preserve">Redundant</w:t>
-      </w:r>
-      <w:r>
-        <w:t xml:space="preserve"> </w:t>
-      </w:r>
-      <w:r>
-        <w:t xml:space="preserve">types: Individuals who benefit from either treatment alone (treatments are substitutes)</w:t>
-      </w:r>
-    </w:p>
-    <w:p>
-      <w:pPr>
-        <w:pStyle w:val="Compact"/>
-        <w:numPr>
-          <w:ilvl w:val="0"/>
-          <w:numId w:val="1015"/>
-        </w:numPr>
-      </w:pPr>
-      <w:r>
-        <w:rPr>
-          <w:b/>
-          <w:bCs/>
-        </w:rPr>
-        <w:t xml:space="preserve">Antagonistic</w:t>
-      </w:r>
-      <w:r>
-        <w:t xml:space="preserve"> </w:t>
-      </w:r>
-      <w:r>
-        <w:t xml:space="preserve">types: Individuals who benefit from one treatment alone but not from the combination</w:t>
-      </w:r>
-    </w:p>
-    <w:p>
-      <w:pPr>
-        <w:pStyle w:val="FirstParagraph"/>
-      </w:pPr>
-      <w:r>
-        <w:t xml:space="preserve">These response types are</w:t>
-      </w:r>
-      <w:r>
-        <w:t xml:space="preserve"> </w:t>
-      </w:r>
-      <w:r>
-        <w:rPr>
-          <w:b/>
-          <w:bCs/>
-        </w:rPr>
-        <w:t xml:space="preserve">unobservable</w:t>
-      </w:r>
-      <w:r>
-        <w:t xml:space="preserve">—we can never know which type an individual is because we only observe one potential outcome. However, the</w:t>
-      </w:r>
-      <w:r>
-        <w:t xml:space="preserve"> </w:t>
-      </w:r>
-      <w:r>
-        <w:rPr>
-          <w:i/>
-          <w:iCs/>
-        </w:rPr>
-        <w:t xml:space="preserve">distribution</w:t>
-      </w:r>
-      <w:r>
-        <w:t xml:space="preserve"> </w:t>
-      </w:r>
-      <w:r>
-        <w:t xml:space="preserve">of response types in the population determines whether interaction exists.</w:t>
-      </w:r>
-    </w:p>
-    <w:bookmarkEnd w:id="19"/>
-    <w:bookmarkStart w:id="21" w:name="relationship-to-interaction"/>
-    <w:p>
-      <w:pPr>
-        <w:pStyle w:val="Heading3"/>
-      </w:pPr>
-      <w:r>
-        <w:t xml:space="preserve">3.2 Relationship to Interaction</w:t>
-      </w:r>
-    </w:p>
-    <w:p>
-      <w:pPr>
-        <w:pStyle w:val="FirstParagraph"/>
-      </w:pPr>
-      <w:r>
-        <w:t xml:space="preserve">Interaction on the additive scale corresponds to certain response types being more or less common than others.</w:t>
-      </w:r>
+      <w:ins w:id="69" w:author="PR Preview" w:date="2024-01-01T00:00:00Z">
+        <w:r>
+          <w:t xml:space="preserve"> </w:t>
+        </w:r>
+      </w:ins>
+      <w:ins w:id="69" w:author="PR Preview" w:date="2024-01-01T00:00:00Z">
+        <w:r>
+          <w:t xml:space="preserve">possible response types; the five listed above are only a subset.</w:t>
+        </w:r>
+      </w:ins>
     </w:p>
     <w:tbl>
       <w:tblPr>
@@ -5480,7 +5460,185 @@
               <w:spacing w:before="16" w:after="64"/>
             </w:pPr>
           </w:p>
-          <w:bookmarkStart w:id="20" w:name="exm-response-types"/>
+          <w:bookmarkStart w:id="21" w:name="def-response-type-patterns"/>
+          <w:p>
+            <w:pPr>
+              <w:pStyle w:val="BodyText"/>
+            </w:pPr>
+            <w:r>
+              <w:rPr>
+                <w:b/>
+                <w:bCs/>
+              </w:rPr>
+              <w:t xml:space="preserve">Definition 5 (Synergistic, Redundant, and Antagonistic Response Types)</w:t>
+            </w:r>
+            <w:r>
+              <w:t xml:space="preserve"> </w:t>
+            </w:r>
+            <w:r>
+              <w:t xml:space="preserve">Many of the 16 possible response types correspond to various patterns of interaction:</w:t>
+            </w:r>
+          </w:p>
+          <w:p>
+            <w:pPr>
+              <w:pStyle w:val="Compact"/>
+              <w:numPr>
+                <w:ilvl w:val="0"/>
+                <w:numId w:val="1015"/>
+              </w:numPr>
+            </w:pPr>
+            <w:r>
+              <w:rPr>
+                <w:b/>
+                <w:bCs/>
+              </w:rPr>
+              <w:t xml:space="preserve">Synergistic</w:t>
+            </w:r>
+            <w:r>
+              <w:t xml:space="preserve"> </w:t>
+            </w:r>
+            <w:r>
+              <w:t xml:space="preserve">types: individuals for whom the outcome is prevented only by the combination of both treatments</w:t>
+            </w:r>
+          </w:p>
+          <w:p>
+            <w:pPr>
+              <w:pStyle w:val="Compact"/>
+              <w:numPr>
+                <w:ilvl w:val="0"/>
+                <w:numId w:val="1015"/>
+              </w:numPr>
+            </w:pPr>
+            <w:r>
+              <w:rPr>
+                <w:b/>
+                <w:bCs/>
+              </w:rPr>
+              <w:t xml:space="preserve">Redundant</w:t>
+            </w:r>
+            <w:r>
+              <w:t xml:space="preserve"> </w:t>
+            </w:r>
+            <w:r>
+              <w:t xml:space="preserve">types: individuals who benefit from either treatment alone (treatments are substitutes)</w:t>
+            </w:r>
+          </w:p>
+          <w:p>
+            <w:pPr>
+              <w:pStyle w:val="Compact"/>
+              <w:numPr>
+                <w:ilvl w:val="0"/>
+                <w:numId w:val="1015"/>
+              </w:numPr>
+            </w:pPr>
+            <w:r>
+              <w:rPr>
+                <w:b/>
+                <w:bCs/>
+              </w:rPr>
+              <w:t xml:space="preserve">Antagonistic</w:t>
+            </w:r>
+            <w:r>
+              <w:t xml:space="preserve"> </w:t>
+            </w:r>
+            <w:r>
+              <w:t xml:space="preserve">types: individuals who benefit from one treatment alone but not from the combination</w:t>
+            </w:r>
+          </w:p>
+          <w:bookmarkEnd w:id="21"/>
+        </w:tc>
+      </w:tr>
+    </w:tbl>
+    <w:p>
+      <w:pPr>
+        <w:pStyle w:val="FirstParagraph"/>
+      </w:pPr>
+      <w:r>
+        <w:t xml:space="preserve">These response types are</w:t>
+      </w:r>
+      <w:r>
+        <w:t xml:space="preserve"> </w:t>
+      </w:r>
+      <w:r>
+        <w:rPr>
+          <w:b/>
+          <w:bCs/>
+        </w:rPr>
+        <w:t xml:space="preserve">unobservable</w:t>
+      </w:r>
+      <w:r>
+        <w:t xml:space="preserve">—we can never know which type an individual is because we only observe one potential outcome. However, the</w:t>
+      </w:r>
+      <w:r>
+        <w:t xml:space="preserve"> </w:t>
+      </w:r>
+      <w:r>
+        <w:rPr>
+          <w:i/>
+          <w:iCs/>
+        </w:rPr>
+        <w:t xml:space="preserve">distribution</w:t>
+      </w:r>
+      <w:r>
+        <w:t xml:space="preserve"> </w:t>
+      </w:r>
+      <w:r>
+        <w:t xml:space="preserve">of response types in the population determines whether interaction exists.</w:t>
+      </w:r>
+    </w:p>
+    <w:bookmarkEnd w:id="22"/>
+    <w:bookmarkStart w:id="24" w:name="relationship-to-interaction"/>
+    <w:p>
+      <w:pPr>
+        <w:pStyle w:val="Heading3"/>
+      </w:pPr>
+      <w:r>
+        <w:t xml:space="preserve">3.2 Relationship to Interaction</w:t>
+      </w:r>
+    </w:p>
+    <w:p>
+      <w:pPr>
+        <w:pStyle w:val="FirstParagraph"/>
+      </w:pPr>
+      <w:r>
+        <w:t xml:space="preserve">Interaction on the additive scale corresponds to certain response types being more or less common than others.</w:t>
+      </w:r>
+    </w:p>
+    <w:tbl>
+      <w:tblPr>
+        <w:tblStyle w:val="Table"/>
+        <w:tblInd w:w="164" w:type="dxa"/>
+        <w:tblBorders>
+          <w:left w:val="single" w:sz="24" w:space="0" w:color="909090"/>
+        </w:tblBorders>
+        <w:tblCellMar>
+          <w:left w:w="0" w:type="dxa"/>
+          <w:right w:w="0" w:type="dxa"/>
+        </w:tblCellMar>
+        <w:tblLook w:firstRow="0" w:lastRow="0" w:firstColumn="0" w:lastColumn="0" w:noHBand="0" w:noVBand="0" w:val="0000"/>
+      </w:tblPr>
+      <w:tblGrid>
+        <w:gridCol w:w="7920"/>
+      </w:tblGrid>
+      <w:tr>
+        <w:trPr>
+          <w:cantSplit/>
+        </w:trPr>
+        <w:tc>
+          <w:tcPr>
+            <w:tcMar>
+              <w:left w:w="144" w:type="dxa"/>
+            </w:tcMar>
+          </w:tcPr>
+          <w:p>
+            <w:pPr>
+              <w:pStyle w:val="BodyText"/>
+            </w:pPr>
+            <w:pPr>
+              <w:spacing w:before="16" w:after="64"/>
+            </w:pPr>
+          </w:p>
+          <w:bookmarkStart w:id="23" w:name="exm-response-types"/>
           <w:p>
             <w:pPr>
               <w:pStyle w:val="BodyText"/>
@@ -6030,7 +6188,7 @@
               <w:t xml:space="preserve">Despite the synergistic response type existing, there is no interaction on the additive scale because the effects balance out.</w:t>
             </w:r>
           </w:p>
-          <w:bookmarkEnd w:id="20"/>
+          <w:bookmarkEnd w:id="23"/>
         </w:tc>
       </w:tr>
     </w:tbl>
@@ -6118,9 +6276,9 @@
         <w:t xml:space="preserve">The response type framework provides a mechanistic interpretation of interaction but requires strong assumptions (monotonicity, no redundancy) to map cleanly onto observed interaction measures.</w:t>
       </w:r>
     </w:p>
-    <w:bookmarkEnd w:id="21"/>
-    <w:bookmarkEnd w:id="22"/>
-    <w:bookmarkStart w:id="27" w:name="sufficient-causes-pp.-53-55"/>
+    <w:bookmarkEnd w:id="24"/>
+    <w:bookmarkEnd w:id="25"/>
+    <w:bookmarkStart w:id="30" w:name="sufficient-causes-pp.-53-55"/>
     <w:p>
       <w:pPr>
         <w:pStyle w:val="Heading2"/>
@@ -6191,7 +6349,7 @@
               <w:spacing w:before="16" w:after="64"/>
             </w:pPr>
           </w:p>
-          <w:bookmarkStart w:id="23" w:name="def-sufficient-cause"/>
+          <w:bookmarkStart w:id="26" w:name="def-sufficient-cause"/>
           <w:p>
             <w:pPr>
               <w:pStyle w:val="BodyText"/>
@@ -6201,7 +6359,7 @@
                 <w:b/>
                 <w:bCs/>
               </w:rPr>
-              <w:t xml:space="preserve">Definition 3 (Sufficient Cause)</w:t>
+              <w:t xml:space="preserve">Definition 6 (Sufficient Cause)</w:t>
             </w:r>
             <w:r>
               <w:t xml:space="preserve"> </w:t>
@@ -6226,11 +6384,11 @@
               <w:t xml:space="preserve">is a set of conditions that inevitably produces the outcome. Once all components of a sufficient cause are present, the outcome occurs.</w:t>
             </w:r>
           </w:p>
-          <w:bookmarkEnd w:id="23"/>
+          <w:bookmarkEnd w:id="26"/>
         </w:tc>
       </w:tr>
     </w:tbl>
-    <w:bookmarkStart w:id="26" w:name="components-of-sufficient-causes"/>
+    <w:bookmarkStart w:id="29" w:name="components-of-sufficient-causes"/>
     <w:p>
       <w:pPr>
         <w:pStyle w:val="Heading3"/>
@@ -6273,7 +6431,7 @@
               <w:spacing w:before="16" w:after="64"/>
             </w:pPr>
           </w:p>
-          <w:bookmarkStart w:id="24" w:name="def-component-cause"/>
+          <w:bookmarkStart w:id="27" w:name="def-component-cause"/>
           <w:p>
             <w:pPr>
               <w:pStyle w:val="BodyText"/>
@@ -6283,7 +6441,7 @@
                 <w:b/>
                 <w:bCs/>
               </w:rPr>
-              <w:t xml:space="preserve">Definition 4 (Component Cause)</w:t>
+              <w:t xml:space="preserve">Definition 7 (Component Cause)</w:t>
             </w:r>
             <w:r>
               <w:t xml:space="preserve"> </w:t>
@@ -6305,7 +6463,7 @@
               <w:t xml:space="preserve">—individual factors that, together, are sufficient to produce the outcome.</w:t>
             </w:r>
           </w:p>
-          <w:bookmarkEnd w:id="24"/>
+          <w:bookmarkEnd w:id="27"/>
         </w:tc>
       </w:tr>
     </w:tbl>
@@ -6313,7 +6471,7 @@
       <w:pPr>
         <w:pStyle w:val="BodyText"/>
       </w:pPr>
-      <w:ins w:id="95" w:author="PR Preview" w:date="2024-01-01T00:00:00Z">
+      <w:ins w:id="82" w:author="PR Preview" w:date="2024-01-01T00:00:00Z">
         <w:r>
           <w:t xml:space="preserve"> </w:t>
         </w:r>
@@ -6353,7 +6511,7 @@
               <w:spacing w:before="16" w:after="64"/>
             </w:pPr>
           </w:p>
-          <w:bookmarkStart w:id="25" w:name="exm-sufficient-cause"/>
+          <w:bookmarkStart w:id="28" w:name="exm-sufficient-cause"/>
           <w:p>
             <w:pPr>
               <w:pStyle w:val="BodyText"/>
@@ -6425,7 +6583,7 @@
               <w:t xml:space="preserve">An individual will develop lung cancer if they complete any one (or more) of these sufficient causes by acquiring all of its component causes.</w:t>
             </w:r>
           </w:p>
-          <w:bookmarkEnd w:id="25"/>
+          <w:bookmarkEnd w:id="28"/>
         </w:tc>
       </w:tr>
     </w:tbl>
@@ -6531,9 +6689,9 @@
         <w:t xml:space="preserve">: The deterministic nature is unrealistic for most health outcomes, which involve stochastic processes. However, the model is useful conceptually for understanding interaction.</w:t>
       </w:r>
     </w:p>
-    <w:bookmarkEnd w:id="26"/>
-    <w:bookmarkEnd w:id="27"/>
-    <w:bookmarkStart w:id="31" w:name="sufficient-cause-interaction-pp.-55-57"/>
+    <w:bookmarkEnd w:id="29"/>
+    <w:bookmarkEnd w:id="30"/>
+    <w:bookmarkStart w:id="34" w:name="sufficient-cause-interaction-pp.-55-57"/>
     <w:p>
       <w:pPr>
         <w:pStyle w:val="Heading2"/>
@@ -6591,7 +6749,7 @@
               <w:spacing w:before="16" w:after="64"/>
             </w:pPr>
           </w:p>
-          <w:bookmarkStart w:id="28" w:name="def-sufficient-cause-interaction"/>
+          <w:bookmarkStart w:id="31" w:name="def-sufficient-cause-interaction"/>
           <w:p>
             <w:pPr>
               <w:pStyle w:val="BodyText"/>
@@ -6601,7 +6759,7 @@
                 <w:b/>
                 <w:bCs/>
               </w:rPr>
-              <w:t xml:space="preserve">Definition 5 (Sufficient Cause Interaction)</w:t>
+              <w:t xml:space="preserve">Definition 8 (Sufficient Cause Interaction)</w:t>
             </w:r>
             <w:r>
               <w:t xml:space="preserve"> </w:t>
@@ -6718,11 +6876,11 @@
               <w:t xml:space="preserve">as components.</w:t>
             </w:r>
           </w:p>
-          <w:bookmarkEnd w:id="28"/>
+          <w:bookmarkEnd w:id="31"/>
         </w:tc>
       </w:tr>
     </w:tbl>
-    <w:bookmarkStart w:id="30" w:name="X4b5bf48e8568b8b251f048f91a9721fc75ad6c8"/>
+    <w:bookmarkStart w:id="33" w:name="X4b5bf48e8568b8b251f048f91a9721fc75ad6c8"/>
     <w:p>
       <w:pPr>
         <w:pStyle w:val="Heading3"/>
@@ -6878,7 +7036,7 @@
               <w:spacing w:before="16" w:after="64"/>
             </w:pPr>
           </w:p>
-          <w:bookmarkStart w:id="29" w:name="exm-sufficient-cause-interaction"/>
+          <w:bookmarkStart w:id="32" w:name="exm-sufficient-cause-interaction"/>
           <w:p>
             <w:pPr>
               <w:pStyle w:val="BodyText"/>
@@ -7251,7 +7409,7 @@
               <w:t xml:space="preserve">: neither treatment alone has an effect, but the combination does.</w:t>
             </w:r>
           </w:p>
-          <w:bookmarkEnd w:id="29"/>
+          <w:bookmarkEnd w:id="32"/>
         </w:tc>
       </w:tr>
     </w:tbl>
@@ -7376,9 +7534,9 @@
         <w:t xml:space="preserve">: The sufficient cause model has limitations (determinism, untestable assumptions) but provides useful intuition about mechanistic synergy. The potential outcomes framework is more general and forms the basis for modern causal inference methods.</w:t>
       </w:r>
     </w:p>
-    <w:bookmarkEnd w:id="30"/>
-    <w:bookmarkEnd w:id="31"/>
-    <w:bookmarkStart w:id="34" w:name="Xc89e552d54ee2cf9354a1d14811aa7db5c689e2"/>
+    <w:bookmarkEnd w:id="33"/>
+    <w:bookmarkEnd w:id="34"/>
+    <w:bookmarkStart w:id="37" w:name="Xc89e552d54ee2cf9354a1d14811aa7db5c689e2"/>
     <w:p>
       <w:pPr>
         <w:pStyle w:val="Heading2"/>
@@ -7402,7 +7560,7 @@
         <w:t xml:space="preserve">Should we use the counterfactual (potential outcomes) framework or the sufficient cause framework to study interaction?</w:t>
       </w:r>
     </w:p>
-    <w:bookmarkStart w:id="32" w:name="Xc74e435c44ae86270f235fa5dd6995b63259798"/>
+    <w:bookmarkStart w:id="35" w:name="Xc74e435c44ae86270f235fa5dd6995b63259798"/>
     <w:p>
       <w:pPr>
         <w:pStyle w:val="Heading3"/>
@@ -7487,8 +7645,8 @@
         <w:t xml:space="preserve">: Directly links to regression, weighting, standardization</w:t>
       </w:r>
     </w:p>
-    <w:bookmarkEnd w:id="32"/>
-    <w:bookmarkStart w:id="33" w:name="X15a72dde30e8f578075826c5dcac9d4f2c6dcb8"/>
+    <w:bookmarkEnd w:id="35"/>
+    <w:bookmarkStart w:id="36" w:name="X15a72dde30e8f578075826c5dcac9d4f2c6dcb8"/>
     <w:p>
       <w:pPr>
         <w:pStyle w:val="Heading3"/>
@@ -7711,9 +7869,9 @@
         <w:t xml:space="preserve">: Many modern papers use potential outcomes for formal definitions and estimation, then discuss findings in terms of sufficient cause mechanisms.</w:t>
       </w:r>
     </w:p>
-    <w:bookmarkEnd w:id="33"/>
-    <w:bookmarkEnd w:id="34"/>
-    <w:bookmarkStart w:id="35" w:name="summary"/>
+    <w:bookmarkEnd w:id="36"/>
+    <w:bookmarkEnd w:id="37"/>
+    <w:bookmarkStart w:id="38" w:name="summary"/>
     <w:p>
       <w:pPr>
         <w:pStyle w:val="Heading2"/>
@@ -8444,8 +8602,8 @@
         <w:t xml:space="preserve">Interpret interaction in light of both statistical and mechanistic frameworks</w:t>
       </w:r>
     </w:p>
-    <w:bookmarkEnd w:id="35"/>
-    <w:bookmarkStart w:id="39" w:name="references"/>
+    <w:bookmarkEnd w:id="38"/>
+    <w:bookmarkStart w:id="42" w:name="references"/>
     <w:p>
       <w:pPr>
         <w:pStyle w:val="Heading2"/>
@@ -8461,8 +8619,8 @@
         </w:pict>
       </w:r>
     </w:p>
-    <w:bookmarkStart w:id="38" w:name="refs"/>
-    <w:bookmarkStart w:id="37" w:name="ref-hernan2020causal"/>
+    <w:bookmarkStart w:id="41" w:name="refs"/>
+    <w:bookmarkStart w:id="40" w:name="ref-hernan2020causal"/>
     <w:p>
       <w:pPr>
         <w:pStyle w:val="Bibliography"/>
@@ -8486,7 +8644,7 @@
       <w:r>
         <w:t xml:space="preserve"> </w:t>
       </w:r>
-      <w:hyperlink r:id="rId36">
+      <w:hyperlink r:id="rId39">
         <w:r>
           <w:rPr>
             <w:rStyle w:val="Hyperlink"/>
@@ -8498,9 +8656,9 @@
         <w:t xml:space="preserve">.</w:t>
       </w:r>
     </w:p>
-    <w:bookmarkEnd w:id="37"/>
-    <w:bookmarkEnd w:id="38"/>
-    <w:bookmarkEnd w:id="39"/>
+    <w:bookmarkEnd w:id="40"/>
+    <w:bookmarkEnd w:id="41"/>
+    <w:bookmarkEnd w:id="42"/>
     <w:sectPr>
       <w:footnotePr>
         <w:numRestart w:val="eachSect"/>
